--- a/상계합의서_채권채무확인서.docx
+++ b/상계합의서_채권채무확인서.docx
@@ -8,6 +8,7 @@
       </w:pPr>
       <w:r>
         <w:rPr>
+          <w:rFonts w:eastAsia="Malgun Gothic" w:ascii="Malgun Gothic" w:hAnsi="Malgun Gothic"/>
           <w:b/>
           <w:color w:val="1A237E"/>
           <w:sz w:val="40"/>
@@ -19,6 +20,7 @@
     <w:p>
       <w:r>
         <w:rPr>
+          <w:rFonts w:eastAsia="Malgun Gothic" w:ascii="Malgun Gothic" w:hAnsi="Malgun Gothic"/>
           <w:b/>
           <w:sz w:val="26"/>
         </w:rPr>
@@ -33,40 +35,48 @@
         <w:tblLook w:firstColumn="1" w:firstRow="1" w:lastColumn="0" w:lastRow="0" w:noHBand="0" w:noVBand="1" w:val="04A0"/>
       </w:tblPr>
       <w:tblGrid>
-        <w:gridCol w:w="2160"/>
-        <w:gridCol w:w="2160"/>
-        <w:gridCol w:w="2160"/>
-        <w:gridCol w:w="2160"/>
+        <w:gridCol w:w="2351"/>
+        <w:gridCol w:w="2351"/>
+        <w:gridCol w:w="2351"/>
+        <w:gridCol w:w="2351"/>
       </w:tblGrid>
       <w:tr>
         <w:tc>
           <w:tcPr>
-            <w:tcW w:type="dxa" w:w="2160"/>
+            <w:tcW w:type="dxa" w:w="2351"/>
+            <w:vAlign w:val="center"/>
+            <w:shd w:fill="E8EAF6"/>
           </w:tcPr>
           <w:p>
             <w:pPr>
               <w:jc w:val="center"/>
             </w:pPr>
+            <w:r/>
             <w:r>
               <w:rPr>
+                <w:rFonts w:eastAsia="Malgun Gothic" w:ascii="Malgun Gothic" w:hAnsi="Malgun Gothic"/>
                 <w:b/>
                 <w:sz w:val="20"/>
               </w:rPr>
-              <w:t>채무자 (갑)</w:t>
+              <w:t>구 분</w:t>
             </w:r>
           </w:p>
         </w:tc>
         <w:tc>
           <w:tcPr>
-            <w:tcW w:type="dxa" w:w="2160"/>
+            <w:tcW w:type="dxa" w:w="2351"/>
+            <w:vAlign w:val="center"/>
+            <w:shd w:fill="E8EAF6"/>
           </w:tcPr>
           <w:p>
             <w:pPr>
               <w:jc w:val="center"/>
             </w:pPr>
+            <w:r/>
             <w:r>
               <w:rPr>
-                <w:b w:val="0"/>
+                <w:rFonts w:eastAsia="Malgun Gothic" w:ascii="Malgun Gothic" w:hAnsi="Malgun Gothic"/>
+                <w:b/>
                 <w:sz w:val="20"/>
               </w:rPr>
               <w:t>성 명</w:t>
@@ -75,34 +85,43 @@
         </w:tc>
         <w:tc>
           <w:tcPr>
-            <w:tcW w:type="dxa" w:w="2160"/>
+            <w:tcW w:type="dxa" w:w="2351"/>
+            <w:vAlign w:val="center"/>
+            <w:shd w:fill="E8EAF6"/>
           </w:tcPr>
           <w:p>
             <w:pPr>
               <w:jc w:val="center"/>
             </w:pPr>
+            <w:r/>
             <w:r>
               <w:rPr>
-                <w:b w:val="0"/>
+                <w:rFonts w:eastAsia="Malgun Gothic" w:ascii="Malgun Gothic" w:hAnsi="Malgun Gothic"/>
+                <w:b/>
                 <w:sz w:val="20"/>
               </w:rPr>
+              <w:t>주민등록번호</w:t>
             </w:r>
           </w:p>
         </w:tc>
         <w:tc>
           <w:tcPr>
-            <w:tcW w:type="dxa" w:w="2160"/>
+            <w:tcW w:type="dxa" w:w="2351"/>
+            <w:vAlign w:val="center"/>
+            <w:shd w:fill="E8EAF6"/>
           </w:tcPr>
           <w:p>
             <w:pPr>
               <w:jc w:val="center"/>
             </w:pPr>
+            <w:r/>
             <w:r>
               <w:rPr>
-                <w:b w:val="0"/>
+                <w:rFonts w:eastAsia="Malgun Gothic" w:ascii="Malgun Gothic" w:hAnsi="Malgun Gothic"/>
+                <w:b/>
                 <w:sz w:val="20"/>
               </w:rPr>
-              <w:t xml:space="preserve">주민번호:       -       </w:t>
+              <w:t>주 소</w:t>
             </w:r>
           </w:p>
         </w:tc>
@@ -110,65 +129,74 @@
       <w:tr>
         <w:tc>
           <w:tcPr>
-            <w:tcW w:type="dxa" w:w="2160"/>
+            <w:tcW w:type="dxa" w:w="2351"/>
+            <w:vAlign w:val="center"/>
           </w:tcPr>
           <w:p>
             <w:pPr>
               <w:jc w:val="center"/>
             </w:pPr>
+            <w:r/>
             <w:r>
               <w:rPr>
-                <w:b w:val="0"/>
-                <w:sz w:val="20"/>
+                <w:rFonts w:eastAsia="Malgun Gothic" w:ascii="Malgun Gothic" w:hAnsi="Malgun Gothic"/>
+                <w:sz w:val="18"/>
+              </w:rPr>
+              <w:t>채무자 (갑)</w:t>
+            </w:r>
+          </w:p>
+        </w:tc>
+        <w:tc>
+          <w:tcPr>
+            <w:tcW w:type="dxa" w:w="2351"/>
+            <w:vAlign w:val="center"/>
+          </w:tcPr>
+          <w:p>
+            <w:pPr>
+              <w:jc w:val="center"/>
+            </w:pPr>
+            <w:r/>
+            <w:r>
+              <w:rPr>
+                <w:rFonts w:eastAsia="Malgun Gothic" w:ascii="Malgun Gothic" w:hAnsi="Malgun Gothic"/>
+                <w:sz w:val="18"/>
               </w:rPr>
             </w:r>
           </w:p>
         </w:tc>
         <w:tc>
           <w:tcPr>
-            <w:tcW w:type="dxa" w:w="2160"/>
+            <w:tcW w:type="dxa" w:w="2351"/>
+            <w:vAlign w:val="center"/>
           </w:tcPr>
           <w:p>
             <w:pPr>
               <w:jc w:val="center"/>
             </w:pPr>
+            <w:r/>
             <w:r>
               <w:rPr>
-                <w:b w:val="0"/>
-                <w:sz w:val="20"/>
+                <w:rFonts w:eastAsia="Malgun Gothic" w:ascii="Malgun Gothic" w:hAnsi="Malgun Gothic"/>
+                <w:sz w:val="18"/>
               </w:rPr>
-              <w:t>주 소</w:t>
+              <w:t xml:space="preserve">       -       </w:t>
             </w:r>
           </w:p>
         </w:tc>
         <w:tc>
           <w:tcPr>
-            <w:tcW w:type="dxa" w:w="2160"/>
+            <w:tcW w:type="dxa" w:w="2351"/>
+            <w:vAlign w:val="center"/>
           </w:tcPr>
           <w:p>
             <w:pPr>
               <w:jc w:val="center"/>
             </w:pPr>
+            <w:r/>
             <w:r>
               <w:rPr>
-                <w:b w:val="0"/>
-                <w:sz w:val="20"/>
-              </w:rPr>
-            </w:r>
-          </w:p>
-        </w:tc>
-        <w:tc>
-          <w:tcPr>
-            <w:tcW w:type="dxa" w:w="2160"/>
-          </w:tcPr>
-          <w:p>
-            <w:pPr>
-              <w:jc w:val="center"/>
-            </w:pPr>
-            <w:r>
-              <w:rPr>
-                <w:b w:val="0"/>
-                <w:sz w:val="20"/>
+                <w:rFonts w:eastAsia="Malgun Gothic" w:ascii="Malgun Gothic" w:hAnsi="Malgun Gothic"/>
+                <w:sz w:val="18"/>
               </w:rPr>
             </w:r>
           </w:p>
@@ -177,16 +205,93 @@
       <w:tr>
         <w:tc>
           <w:tcPr>
-            <w:tcW w:type="dxa" w:w="2160"/>
+            <w:tcW w:type="dxa" w:w="2351"/>
+            <w:vAlign w:val="center"/>
           </w:tcPr>
           <w:p>
             <w:pPr>
               <w:jc w:val="center"/>
             </w:pPr>
+            <w:r/>
             <w:r>
               <w:rPr>
-                <w:b/>
-                <w:sz w:val="20"/>
+                <w:rFonts w:eastAsia="Malgun Gothic" w:ascii="Malgun Gothic" w:hAnsi="Malgun Gothic"/>
+                <w:sz w:val="18"/>
+              </w:rPr>
+              <w:t>아버지</w:t>
+            </w:r>
+          </w:p>
+        </w:tc>
+        <w:tc>
+          <w:tcPr>
+            <w:tcW w:type="dxa" w:w="2351"/>
+            <w:vAlign w:val="center"/>
+          </w:tcPr>
+          <w:p>
+            <w:pPr>
+              <w:jc w:val="center"/>
+            </w:pPr>
+            <w:r/>
+            <w:r>
+              <w:rPr>
+                <w:rFonts w:eastAsia="Malgun Gothic" w:ascii="Malgun Gothic" w:hAnsi="Malgun Gothic"/>
+                <w:sz w:val="18"/>
+              </w:rPr>
+            </w:r>
+          </w:p>
+        </w:tc>
+        <w:tc>
+          <w:tcPr>
+            <w:tcW w:type="dxa" w:w="2351"/>
+            <w:vAlign w:val="center"/>
+          </w:tcPr>
+          <w:p>
+            <w:pPr>
+              <w:jc w:val="center"/>
+            </w:pPr>
+            <w:r/>
+            <w:r>
+              <w:rPr>
+                <w:rFonts w:eastAsia="Malgun Gothic" w:ascii="Malgun Gothic" w:hAnsi="Malgun Gothic"/>
+                <w:sz w:val="18"/>
+              </w:rPr>
+            </w:r>
+          </w:p>
+        </w:tc>
+        <w:tc>
+          <w:tcPr>
+            <w:tcW w:type="dxa" w:w="2351"/>
+            <w:vAlign w:val="center"/>
+          </w:tcPr>
+          <w:p>
+            <w:pPr>
+              <w:jc w:val="center"/>
+            </w:pPr>
+            <w:r/>
+            <w:r>
+              <w:rPr>
+                <w:rFonts w:eastAsia="Malgun Gothic" w:ascii="Malgun Gothic" w:hAnsi="Malgun Gothic"/>
+                <w:sz w:val="18"/>
+              </w:rPr>
+            </w:r>
+          </w:p>
+        </w:tc>
+      </w:tr>
+      <w:tr>
+        <w:tc>
+          <w:tcPr>
+            <w:tcW w:type="dxa" w:w="2351"/>
+            <w:vAlign w:val="center"/>
+          </w:tcPr>
+          <w:p>
+            <w:pPr>
+              <w:jc w:val="center"/>
+            </w:pPr>
+            <w:r/>
+            <w:r>
+              <w:rPr>
+                <w:rFonts w:eastAsia="Malgun Gothic" w:ascii="Malgun Gothic" w:hAnsi="Malgun Gothic"/>
+                <w:sz w:val="18"/>
               </w:rPr>
               <w:t>채권자 (을)</w:t>
             </w:r>
@@ -194,51 +299,56 @@
         </w:tc>
         <w:tc>
           <w:tcPr>
-            <w:tcW w:type="dxa" w:w="2160"/>
+            <w:tcW w:type="dxa" w:w="2351"/>
+            <w:vAlign w:val="center"/>
           </w:tcPr>
           <w:p>
             <w:pPr>
               <w:jc w:val="center"/>
             </w:pPr>
+            <w:r/>
             <w:r>
               <w:rPr>
-                <w:b w:val="0"/>
-                <w:sz w:val="20"/>
-              </w:rPr>
-              <w:t>성 명</w:t>
-            </w:r>
-          </w:p>
-        </w:tc>
-        <w:tc>
-          <w:tcPr>
-            <w:tcW w:type="dxa" w:w="2160"/>
-          </w:tcPr>
-          <w:p>
-            <w:pPr>
-              <w:jc w:val="center"/>
-            </w:pPr>
-            <w:r>
-              <w:rPr>
-                <w:b w:val="0"/>
-                <w:sz w:val="20"/>
+                <w:rFonts w:eastAsia="Malgun Gothic" w:ascii="Malgun Gothic" w:hAnsi="Malgun Gothic"/>
+                <w:sz w:val="18"/>
               </w:rPr>
             </w:r>
           </w:p>
         </w:tc>
         <w:tc>
           <w:tcPr>
-            <w:tcW w:type="dxa" w:w="2160"/>
+            <w:tcW w:type="dxa" w:w="2351"/>
+            <w:vAlign w:val="center"/>
           </w:tcPr>
           <w:p>
             <w:pPr>
               <w:jc w:val="center"/>
             </w:pPr>
+            <w:r/>
             <w:r>
               <w:rPr>
-                <w:b w:val="0"/>
-                <w:sz w:val="20"/>
+                <w:rFonts w:eastAsia="Malgun Gothic" w:ascii="Malgun Gothic" w:hAnsi="Malgun Gothic"/>
+                <w:sz w:val="18"/>
               </w:rPr>
-              <w:t xml:space="preserve">주민번호:       -       </w:t>
+              <w:t xml:space="preserve">       -       </w:t>
+            </w:r>
+          </w:p>
+        </w:tc>
+        <w:tc>
+          <w:tcPr>
+            <w:tcW w:type="dxa" w:w="2351"/>
+            <w:vAlign w:val="center"/>
+          </w:tcPr>
+          <w:p>
+            <w:pPr>
+              <w:jc w:val="center"/>
+            </w:pPr>
+            <w:r/>
+            <w:r>
+              <w:rPr>
+                <w:rFonts w:eastAsia="Malgun Gothic" w:ascii="Malgun Gothic" w:hAnsi="Malgun Gothic"/>
+                <w:sz w:val="18"/>
+              </w:rPr>
             </w:r>
           </w:p>
         </w:tc>
@@ -246,65 +356,73 @@
       <w:tr>
         <w:tc>
           <w:tcPr>
-            <w:tcW w:type="dxa" w:w="2160"/>
+            <w:tcW w:type="dxa" w:w="2351"/>
+            <w:vAlign w:val="center"/>
           </w:tcPr>
           <w:p>
             <w:pPr>
               <w:jc w:val="center"/>
             </w:pPr>
+            <w:r/>
             <w:r>
               <w:rPr>
-                <w:b w:val="0"/>
-                <w:sz w:val="20"/>
+                <w:rFonts w:eastAsia="Malgun Gothic" w:ascii="Malgun Gothic" w:hAnsi="Malgun Gothic"/>
+                <w:sz w:val="18"/>
+              </w:rPr>
+              <w:t>딸</w:t>
+            </w:r>
+          </w:p>
+        </w:tc>
+        <w:tc>
+          <w:tcPr>
+            <w:tcW w:type="dxa" w:w="2351"/>
+            <w:vAlign w:val="center"/>
+          </w:tcPr>
+          <w:p>
+            <w:pPr>
+              <w:jc w:val="center"/>
+            </w:pPr>
+            <w:r/>
+            <w:r>
+              <w:rPr>
+                <w:rFonts w:eastAsia="Malgun Gothic" w:ascii="Malgun Gothic" w:hAnsi="Malgun Gothic"/>
+                <w:sz w:val="18"/>
               </w:rPr>
             </w:r>
           </w:p>
         </w:tc>
         <w:tc>
           <w:tcPr>
-            <w:tcW w:type="dxa" w:w="2160"/>
+            <w:tcW w:type="dxa" w:w="2351"/>
+            <w:vAlign w:val="center"/>
           </w:tcPr>
           <w:p>
             <w:pPr>
               <w:jc w:val="center"/>
             </w:pPr>
+            <w:r/>
             <w:r>
               <w:rPr>
-                <w:b w:val="0"/>
-                <w:sz w:val="20"/>
-              </w:rPr>
-              <w:t>주 소</w:t>
-            </w:r>
-          </w:p>
-        </w:tc>
-        <w:tc>
-          <w:tcPr>
-            <w:tcW w:type="dxa" w:w="2160"/>
-          </w:tcPr>
-          <w:p>
-            <w:pPr>
-              <w:jc w:val="center"/>
-            </w:pPr>
-            <w:r>
-              <w:rPr>
-                <w:b w:val="0"/>
-                <w:sz w:val="20"/>
+                <w:rFonts w:eastAsia="Malgun Gothic" w:ascii="Malgun Gothic" w:hAnsi="Malgun Gothic"/>
+                <w:sz w:val="18"/>
               </w:rPr>
             </w:r>
           </w:p>
         </w:tc>
         <w:tc>
           <w:tcPr>
-            <w:tcW w:type="dxa" w:w="2160"/>
+            <w:tcW w:type="dxa" w:w="2351"/>
+            <w:vAlign w:val="center"/>
           </w:tcPr>
           <w:p>
             <w:pPr>
               <w:jc w:val="center"/>
             </w:pPr>
+            <w:r/>
             <w:r>
               <w:rPr>
-                <w:b w:val="0"/>
-                <w:sz w:val="20"/>
+                <w:rFonts w:eastAsia="Malgun Gothic" w:ascii="Malgun Gothic" w:hAnsi="Malgun Gothic"/>
+                <w:sz w:val="18"/>
               </w:rPr>
             </w:r>
           </w:p>
@@ -313,65 +431,89 @@
     </w:tbl>
     <w:p/>
     <w:p>
+      <w:pPr>
+        <w:jc w:val="center"/>
+      </w:pPr>
       <w:r>
-        <w:t>갑(채무자, 아버지)과 을(채권자, 딸)은 과거 자금 거래 관계를 아래와 같이 확인하고, 백송한신아파트 매매대금과의 상계 처리에 합의한다.</w:t>
+        <w:rPr>
+          <w:rFonts w:eastAsia="Malgun Gothic" w:ascii="Malgun Gothic" w:hAnsi="Malgun Gothic"/>
+          <w:b w:val="0"/>
+          <w:sz w:val="20"/>
+        </w:rPr>
+        <w:t>갑(채무자, 아버지)과 을(채권자, 딸)은 과거 자금 거래 관계를 아래와 같이 확인하고, 백송한신아파트 매매대금(금 일억오천만원정)과의 상계 처리에 합의한다.</w:t>
       </w:r>
     </w:p>
     <w:p/>
     <w:p>
       <w:r>
         <w:rPr>
+          <w:rFonts w:eastAsia="Malgun Gothic" w:ascii="Malgun Gothic" w:hAnsi="Malgun Gothic"/>
           <w:b/>
-          <w:sz w:val="24"/>
+          <w:sz w:val="22"/>
         </w:rPr>
         <w:t>제1조 (채권채무의 발생 경위)</w:t>
       </w:r>
     </w:p>
     <w:p>
       <w:pPr>
-        <w:ind w:left="567"/>
+        <w:ind w:left="283"/>
       </w:pPr>
       <w:r>
         <w:rPr>
+          <w:rFonts w:eastAsia="Malgun Gothic" w:ascii="Malgun Gothic" w:hAnsi="Malgun Gothic"/>
+          <w:b w:val="0"/>
           <w:sz w:val="20"/>
         </w:rPr>
-        <w:t>1. 을(딸)은 과거 수년간 갑(아버지)에게 투자 요청, 대여, 생활비 지원 등 다양한 명목으로 자금을 이전하였다.</w:t>
+        <w:t>① 을(딸)은 과거 수년간 갑(아버지)에게 투자, 대여, 생활비 지원 등 다양한 명목으로 자금을 이전하였다.</w:t>
       </w:r>
     </w:p>
     <w:p>
       <w:pPr>
-        <w:ind w:left="567"/>
+        <w:ind w:left="283"/>
       </w:pPr>
       <w:r>
         <w:rPr>
+          <w:rFonts w:eastAsia="Malgun Gothic" w:ascii="Malgun Gothic" w:hAnsi="Malgun Gothic"/>
+          <w:b w:val="0"/>
           <w:sz w:val="20"/>
         </w:rPr>
-        <w:t>2. 갑(아버지) 역시 을(딸)에게 일부 자금을 이전한 사실이 있다.</w:t>
+        <w:t>② 갑(아버지) 역시 을(딸)에게 일부 자금을 이전한 사실이 있다.</w:t>
       </w:r>
     </w:p>
     <w:p>
       <w:pPr>
-        <w:ind w:left="567"/>
+        <w:ind w:left="283"/>
       </w:pPr>
       <w:r>
         <w:rPr>
+          <w:rFonts w:eastAsia="Malgun Gothic" w:ascii="Malgun Gothic" w:hAnsi="Malgun Gothic"/>
+          <w:b w:val="0"/>
           <w:sz w:val="20"/>
         </w:rPr>
-        <w:t>3. 양 당사자는 상기 자금 거래의 성격(투자, 대여, 증여 등)이 혼재되어 있음을 인정하며, 본 합의서를 통해 이를 정리한다.</w:t>
+        <w:t>③ 양 당사자는 상기 자금 거래의 성격(투자, 대여, 증여 등)이 혼재되어 있음을 인정하며, 본 합의서를 통해 정리한다.</w:t>
       </w:r>
     </w:p>
     <w:p/>
     <w:p>
       <w:r>
         <w:rPr>
+          <w:rFonts w:eastAsia="Malgun Gothic" w:ascii="Malgun Gothic" w:hAnsi="Malgun Gothic"/>
           <w:b/>
-          <w:sz w:val="24"/>
+          <w:sz w:val="22"/>
         </w:rPr>
         <w:t>제2조 (을 → 갑 자금 이전 내역)</w:t>
       </w:r>
     </w:p>
     <w:p>
+      <w:pPr>
+        <w:ind w:left="283"/>
+      </w:pPr>
       <w:r>
+        <w:rPr>
+          <w:rFonts w:eastAsia="Malgun Gothic" w:ascii="Malgun Gothic" w:hAnsi="Malgun Gothic"/>
+          <w:b w:val="0"/>
+          <w:sz w:val="20"/>
+        </w:rPr>
         <w:t>을(딸)이 갑(아버지)에게 이전한 금액:</w:t>
       </w:r>
     </w:p>
@@ -383,25 +525,29 @@
         <w:tblLook w:firstColumn="1" w:firstRow="1" w:lastColumn="0" w:lastRow="0" w:noHBand="0" w:noVBand="1" w:val="04A0"/>
       </w:tblPr>
       <w:tblGrid>
-        <w:gridCol w:w="1728"/>
-        <w:gridCol w:w="1728"/>
-        <w:gridCol w:w="1728"/>
-        <w:gridCol w:w="1728"/>
-        <w:gridCol w:w="1728"/>
+        <w:gridCol w:w="1881"/>
+        <w:gridCol w:w="1881"/>
+        <w:gridCol w:w="1881"/>
+        <w:gridCol w:w="1881"/>
+        <w:gridCol w:w="1881"/>
       </w:tblGrid>
       <w:tr>
         <w:tc>
           <w:tcPr>
-            <w:tcW w:type="dxa" w:w="1728"/>
+            <w:tcW w:type="dxa" w:w="1881"/>
+            <w:vAlign w:val="center"/>
+            <w:shd w:fill="E8EAF6"/>
           </w:tcPr>
           <w:p>
             <w:pPr>
               <w:jc w:val="center"/>
             </w:pPr>
+            <w:r/>
             <w:r>
               <w:rPr>
+                <w:rFonts w:eastAsia="Malgun Gothic" w:ascii="Malgun Gothic" w:hAnsi="Malgun Gothic"/>
                 <w:b/>
-                <w:sz w:val="18"/>
+                <w:sz w:val="20"/>
               </w:rPr>
               <w:t>No.</w:t>
             </w:r>
@@ -409,16 +555,20 @@
         </w:tc>
         <w:tc>
           <w:tcPr>
-            <w:tcW w:type="dxa" w:w="1728"/>
+            <w:tcW w:type="dxa" w:w="1881"/>
+            <w:vAlign w:val="center"/>
+            <w:shd w:fill="E8EAF6"/>
           </w:tcPr>
           <w:p>
             <w:pPr>
               <w:jc w:val="center"/>
             </w:pPr>
+            <w:r/>
             <w:r>
               <w:rPr>
+                <w:rFonts w:eastAsia="Malgun Gothic" w:ascii="Malgun Gothic" w:hAnsi="Malgun Gothic"/>
                 <w:b/>
-                <w:sz w:val="18"/>
+                <w:sz w:val="20"/>
               </w:rPr>
               <w:t>이전 일자</w:t>
             </w:r>
@@ -426,16 +576,20 @@
         </w:tc>
         <w:tc>
           <w:tcPr>
-            <w:tcW w:type="dxa" w:w="1728"/>
+            <w:tcW w:type="dxa" w:w="1881"/>
+            <w:vAlign w:val="center"/>
+            <w:shd w:fill="E8EAF6"/>
           </w:tcPr>
           <w:p>
             <w:pPr>
               <w:jc w:val="center"/>
             </w:pPr>
+            <w:r/>
             <w:r>
               <w:rPr>
+                <w:rFonts w:eastAsia="Malgun Gothic" w:ascii="Malgun Gothic" w:hAnsi="Malgun Gothic"/>
                 <w:b/>
-                <w:sz w:val="18"/>
+                <w:sz w:val="20"/>
               </w:rPr>
               <w:t>금 액 (원)</w:t>
             </w:r>
@@ -443,16 +597,20 @@
         </w:tc>
         <w:tc>
           <w:tcPr>
-            <w:tcW w:type="dxa" w:w="1728"/>
+            <w:tcW w:type="dxa" w:w="1881"/>
+            <w:vAlign w:val="center"/>
+            <w:shd w:fill="E8EAF6"/>
           </w:tcPr>
           <w:p>
             <w:pPr>
               <w:jc w:val="center"/>
             </w:pPr>
+            <w:r/>
             <w:r>
               <w:rPr>
+                <w:rFonts w:eastAsia="Malgun Gothic" w:ascii="Malgun Gothic" w:hAnsi="Malgun Gothic"/>
                 <w:b/>
-                <w:sz w:val="18"/>
+                <w:sz w:val="20"/>
               </w:rPr>
               <w:t>성 격</w:t>
             </w:r>
@@ -460,16 +618,20 @@
         </w:tc>
         <w:tc>
           <w:tcPr>
-            <w:tcW w:type="dxa" w:w="1728"/>
+            <w:tcW w:type="dxa" w:w="1881"/>
+            <w:vAlign w:val="center"/>
+            <w:shd w:fill="E8EAF6"/>
           </w:tcPr>
           <w:p>
             <w:pPr>
               <w:jc w:val="center"/>
             </w:pPr>
+            <w:r/>
             <w:r>
               <w:rPr>
+                <w:rFonts w:eastAsia="Malgun Gothic" w:ascii="Malgun Gothic" w:hAnsi="Malgun Gothic"/>
                 <w:b/>
-                <w:sz w:val="18"/>
+                <w:sz w:val="20"/>
               </w:rPr>
               <w:t>입증 자료</w:t>
             </w:r>
@@ -479,15 +641,17 @@
       <w:tr>
         <w:tc>
           <w:tcPr>
-            <w:tcW w:type="dxa" w:w="1728"/>
+            <w:tcW w:type="dxa" w:w="1881"/>
+            <w:vAlign w:val="center"/>
           </w:tcPr>
           <w:p>
             <w:pPr>
               <w:jc w:val="center"/>
             </w:pPr>
+            <w:r/>
             <w:r>
               <w:rPr>
-                <w:b w:val="0"/>
+                <w:rFonts w:eastAsia="Malgun Gothic" w:ascii="Malgun Gothic" w:hAnsi="Malgun Gothic"/>
                 <w:sz w:val="18"/>
               </w:rPr>
               <w:t>1</w:t>
@@ -496,32 +660,36 @@
         </w:tc>
         <w:tc>
           <w:tcPr>
-            <w:tcW w:type="dxa" w:w="1728"/>
+            <w:tcW w:type="dxa" w:w="1881"/>
+            <w:vAlign w:val="center"/>
           </w:tcPr>
           <w:p>
             <w:pPr>
               <w:jc w:val="center"/>
             </w:pPr>
+            <w:r/>
             <w:r>
               <w:rPr>
-                <w:b w:val="0"/>
+                <w:rFonts w:eastAsia="Malgun Gothic" w:ascii="Malgun Gothic" w:hAnsi="Malgun Gothic"/>
                 <w:sz w:val="18"/>
               </w:rPr>
-              <w:t xml:space="preserve">20    .    .    </w:t>
+              <w:t xml:space="preserve">20  .  .  </w:t>
             </w:r>
           </w:p>
         </w:tc>
         <w:tc>
           <w:tcPr>
-            <w:tcW w:type="dxa" w:w="1728"/>
+            <w:tcW w:type="dxa" w:w="1881"/>
+            <w:vAlign w:val="center"/>
           </w:tcPr>
           <w:p>
             <w:pPr>
               <w:jc w:val="center"/>
             </w:pPr>
+            <w:r/>
             <w:r>
               <w:rPr>
-                <w:b w:val="0"/>
+                <w:rFonts w:eastAsia="Malgun Gothic" w:ascii="Malgun Gothic" w:hAnsi="Malgun Gothic"/>
                 <w:sz w:val="18"/>
               </w:rPr>
             </w:r>
@@ -529,34 +697,39 @@
         </w:tc>
         <w:tc>
           <w:tcPr>
-            <w:tcW w:type="dxa" w:w="1728"/>
+            <w:tcW w:type="dxa" w:w="1881"/>
+            <w:vAlign w:val="center"/>
           </w:tcPr>
           <w:p>
             <w:pPr>
               <w:jc w:val="center"/>
             </w:pPr>
+            <w:r/>
             <w:r>
               <w:rPr>
-                <w:b w:val="0"/>
+                <w:rFonts w:eastAsia="Malgun Gothic" w:ascii="Malgun Gothic" w:hAnsi="Malgun Gothic"/>
                 <w:sz w:val="18"/>
               </w:rPr>
+              <w:t>대여 / 투자 / 기타</w:t>
             </w:r>
           </w:p>
         </w:tc>
         <w:tc>
           <w:tcPr>
-            <w:tcW w:type="dxa" w:w="1728"/>
+            <w:tcW w:type="dxa" w:w="1881"/>
+            <w:vAlign w:val="center"/>
           </w:tcPr>
           <w:p>
             <w:pPr>
               <w:jc w:val="center"/>
             </w:pPr>
+            <w:r/>
             <w:r>
               <w:rPr>
-                <w:b w:val="0"/>
+                <w:rFonts w:eastAsia="Malgun Gothic" w:ascii="Malgun Gothic" w:hAnsi="Malgun Gothic"/>
                 <w:sz w:val="18"/>
               </w:rPr>
-              <w:t>계좌이체 확인서</w:t>
+              <w:t>계좌이체확인서</w:t>
             </w:r>
           </w:p>
         </w:tc>
@@ -564,15 +737,17 @@
       <w:tr>
         <w:tc>
           <w:tcPr>
-            <w:tcW w:type="dxa" w:w="1728"/>
+            <w:tcW w:type="dxa" w:w="1881"/>
+            <w:vAlign w:val="center"/>
           </w:tcPr>
           <w:p>
             <w:pPr>
               <w:jc w:val="center"/>
             </w:pPr>
+            <w:r/>
             <w:r>
               <w:rPr>
-                <w:b w:val="0"/>
+                <w:rFonts w:eastAsia="Malgun Gothic" w:ascii="Malgun Gothic" w:hAnsi="Malgun Gothic"/>
                 <w:sz w:val="18"/>
               </w:rPr>
               <w:t>2</w:t>
@@ -581,32 +756,36 @@
         </w:tc>
         <w:tc>
           <w:tcPr>
-            <w:tcW w:type="dxa" w:w="1728"/>
+            <w:tcW w:type="dxa" w:w="1881"/>
+            <w:vAlign w:val="center"/>
           </w:tcPr>
           <w:p>
             <w:pPr>
               <w:jc w:val="center"/>
             </w:pPr>
+            <w:r/>
             <w:r>
               <w:rPr>
-                <w:b w:val="0"/>
+                <w:rFonts w:eastAsia="Malgun Gothic" w:ascii="Malgun Gothic" w:hAnsi="Malgun Gothic"/>
                 <w:sz w:val="18"/>
               </w:rPr>
-              <w:t xml:space="preserve">20    .    .    </w:t>
+              <w:t xml:space="preserve">20  .  .  </w:t>
             </w:r>
           </w:p>
         </w:tc>
         <w:tc>
           <w:tcPr>
-            <w:tcW w:type="dxa" w:w="1728"/>
+            <w:tcW w:type="dxa" w:w="1881"/>
+            <w:vAlign w:val="center"/>
           </w:tcPr>
           <w:p>
             <w:pPr>
               <w:jc w:val="center"/>
             </w:pPr>
+            <w:r/>
             <w:r>
               <w:rPr>
-                <w:b w:val="0"/>
+                <w:rFonts w:eastAsia="Malgun Gothic" w:ascii="Malgun Gothic" w:hAnsi="Malgun Gothic"/>
                 <w:sz w:val="18"/>
               </w:rPr>
             </w:r>
@@ -614,34 +793,39 @@
         </w:tc>
         <w:tc>
           <w:tcPr>
-            <w:tcW w:type="dxa" w:w="1728"/>
+            <w:tcW w:type="dxa" w:w="1881"/>
+            <w:vAlign w:val="center"/>
           </w:tcPr>
           <w:p>
             <w:pPr>
               <w:jc w:val="center"/>
             </w:pPr>
+            <w:r/>
             <w:r>
               <w:rPr>
-                <w:b w:val="0"/>
+                <w:rFonts w:eastAsia="Malgun Gothic" w:ascii="Malgun Gothic" w:hAnsi="Malgun Gothic"/>
                 <w:sz w:val="18"/>
               </w:rPr>
+              <w:t>대여 / 투자 / 기타</w:t>
             </w:r>
           </w:p>
         </w:tc>
         <w:tc>
           <w:tcPr>
-            <w:tcW w:type="dxa" w:w="1728"/>
+            <w:tcW w:type="dxa" w:w="1881"/>
+            <w:vAlign w:val="center"/>
           </w:tcPr>
           <w:p>
             <w:pPr>
               <w:jc w:val="center"/>
             </w:pPr>
+            <w:r/>
             <w:r>
               <w:rPr>
-                <w:b w:val="0"/>
+                <w:rFonts w:eastAsia="Malgun Gothic" w:ascii="Malgun Gothic" w:hAnsi="Malgun Gothic"/>
                 <w:sz w:val="18"/>
               </w:rPr>
-              <w:t>계좌이체 확인서</w:t>
+              <w:t>계좌이체확인서</w:t>
             </w:r>
           </w:p>
         </w:tc>
@@ -649,15 +833,17 @@
       <w:tr>
         <w:tc>
           <w:tcPr>
-            <w:tcW w:type="dxa" w:w="1728"/>
+            <w:tcW w:type="dxa" w:w="1881"/>
+            <w:vAlign w:val="center"/>
           </w:tcPr>
           <w:p>
             <w:pPr>
               <w:jc w:val="center"/>
             </w:pPr>
+            <w:r/>
             <w:r>
               <w:rPr>
-                <w:b w:val="0"/>
+                <w:rFonts w:eastAsia="Malgun Gothic" w:ascii="Malgun Gothic" w:hAnsi="Malgun Gothic"/>
                 <w:sz w:val="18"/>
               </w:rPr>
               <w:t>3</w:t>
@@ -666,32 +852,36 @@
         </w:tc>
         <w:tc>
           <w:tcPr>
-            <w:tcW w:type="dxa" w:w="1728"/>
+            <w:tcW w:type="dxa" w:w="1881"/>
+            <w:vAlign w:val="center"/>
           </w:tcPr>
           <w:p>
             <w:pPr>
               <w:jc w:val="center"/>
             </w:pPr>
+            <w:r/>
             <w:r>
               <w:rPr>
-                <w:b w:val="0"/>
+                <w:rFonts w:eastAsia="Malgun Gothic" w:ascii="Malgun Gothic" w:hAnsi="Malgun Gothic"/>
                 <w:sz w:val="18"/>
               </w:rPr>
-              <w:t xml:space="preserve">20    .    .    </w:t>
+              <w:t xml:space="preserve">20  .  .  </w:t>
             </w:r>
           </w:p>
         </w:tc>
         <w:tc>
           <w:tcPr>
-            <w:tcW w:type="dxa" w:w="1728"/>
+            <w:tcW w:type="dxa" w:w="1881"/>
+            <w:vAlign w:val="center"/>
           </w:tcPr>
           <w:p>
             <w:pPr>
               <w:jc w:val="center"/>
             </w:pPr>
+            <w:r/>
             <w:r>
               <w:rPr>
-                <w:b w:val="0"/>
+                <w:rFonts w:eastAsia="Malgun Gothic" w:ascii="Malgun Gothic" w:hAnsi="Malgun Gothic"/>
                 <w:sz w:val="18"/>
               </w:rPr>
             </w:r>
@@ -699,34 +889,39 @@
         </w:tc>
         <w:tc>
           <w:tcPr>
-            <w:tcW w:type="dxa" w:w="1728"/>
+            <w:tcW w:type="dxa" w:w="1881"/>
+            <w:vAlign w:val="center"/>
           </w:tcPr>
           <w:p>
             <w:pPr>
               <w:jc w:val="center"/>
             </w:pPr>
+            <w:r/>
             <w:r>
               <w:rPr>
-                <w:b w:val="0"/>
+                <w:rFonts w:eastAsia="Malgun Gothic" w:ascii="Malgun Gothic" w:hAnsi="Malgun Gothic"/>
                 <w:sz w:val="18"/>
               </w:rPr>
+              <w:t>대여 / 투자 / 기타</w:t>
             </w:r>
           </w:p>
         </w:tc>
         <w:tc>
           <w:tcPr>
-            <w:tcW w:type="dxa" w:w="1728"/>
+            <w:tcW w:type="dxa" w:w="1881"/>
+            <w:vAlign w:val="center"/>
           </w:tcPr>
           <w:p>
             <w:pPr>
               <w:jc w:val="center"/>
             </w:pPr>
+            <w:r/>
             <w:r>
               <w:rPr>
-                <w:b w:val="0"/>
+                <w:rFonts w:eastAsia="Malgun Gothic" w:ascii="Malgun Gothic" w:hAnsi="Malgun Gothic"/>
                 <w:sz w:val="18"/>
               </w:rPr>
-              <w:t>계좌이체 확인서</w:t>
+              <w:t>계좌이체확인서</w:t>
             </w:r>
           </w:p>
         </w:tc>
@@ -734,15 +929,17 @@
       <w:tr>
         <w:tc>
           <w:tcPr>
-            <w:tcW w:type="dxa" w:w="1728"/>
+            <w:tcW w:type="dxa" w:w="1881"/>
+            <w:vAlign w:val="center"/>
           </w:tcPr>
           <w:p>
             <w:pPr>
               <w:jc w:val="center"/>
             </w:pPr>
+            <w:r/>
             <w:r>
               <w:rPr>
-                <w:b w:val="0"/>
+                <w:rFonts w:eastAsia="Malgun Gothic" w:ascii="Malgun Gothic" w:hAnsi="Malgun Gothic"/>
                 <w:sz w:val="18"/>
               </w:rPr>
               <w:t>4</w:t>
@@ -751,32 +948,36 @@
         </w:tc>
         <w:tc>
           <w:tcPr>
-            <w:tcW w:type="dxa" w:w="1728"/>
+            <w:tcW w:type="dxa" w:w="1881"/>
+            <w:vAlign w:val="center"/>
           </w:tcPr>
           <w:p>
             <w:pPr>
               <w:jc w:val="center"/>
             </w:pPr>
+            <w:r/>
             <w:r>
               <w:rPr>
-                <w:b w:val="0"/>
+                <w:rFonts w:eastAsia="Malgun Gothic" w:ascii="Malgun Gothic" w:hAnsi="Malgun Gothic"/>
                 <w:sz w:val="18"/>
               </w:rPr>
-              <w:t xml:space="preserve">20    .    .    </w:t>
+              <w:t xml:space="preserve">20  .  .  </w:t>
             </w:r>
           </w:p>
         </w:tc>
         <w:tc>
           <w:tcPr>
-            <w:tcW w:type="dxa" w:w="1728"/>
+            <w:tcW w:type="dxa" w:w="1881"/>
+            <w:vAlign w:val="center"/>
           </w:tcPr>
           <w:p>
             <w:pPr>
               <w:jc w:val="center"/>
             </w:pPr>
+            <w:r/>
             <w:r>
               <w:rPr>
-                <w:b w:val="0"/>
+                <w:rFonts w:eastAsia="Malgun Gothic" w:ascii="Malgun Gothic" w:hAnsi="Malgun Gothic"/>
                 <w:sz w:val="18"/>
               </w:rPr>
             </w:r>
@@ -784,34 +985,39 @@
         </w:tc>
         <w:tc>
           <w:tcPr>
-            <w:tcW w:type="dxa" w:w="1728"/>
+            <w:tcW w:type="dxa" w:w="1881"/>
+            <w:vAlign w:val="center"/>
           </w:tcPr>
           <w:p>
             <w:pPr>
               <w:jc w:val="center"/>
             </w:pPr>
+            <w:r/>
             <w:r>
               <w:rPr>
-                <w:b w:val="0"/>
+                <w:rFonts w:eastAsia="Malgun Gothic" w:ascii="Malgun Gothic" w:hAnsi="Malgun Gothic"/>
                 <w:sz w:val="18"/>
               </w:rPr>
+              <w:t>대여 / 투자 / 기타</w:t>
             </w:r>
           </w:p>
         </w:tc>
         <w:tc>
           <w:tcPr>
-            <w:tcW w:type="dxa" w:w="1728"/>
+            <w:tcW w:type="dxa" w:w="1881"/>
+            <w:vAlign w:val="center"/>
           </w:tcPr>
           <w:p>
             <w:pPr>
               <w:jc w:val="center"/>
             </w:pPr>
+            <w:r/>
             <w:r>
               <w:rPr>
-                <w:b w:val="0"/>
+                <w:rFonts w:eastAsia="Malgun Gothic" w:ascii="Malgun Gothic" w:hAnsi="Malgun Gothic"/>
                 <w:sz w:val="18"/>
               </w:rPr>
-              <w:t>계좌이체 확인서</w:t>
+              <w:t>계좌이체확인서</w:t>
             </w:r>
           </w:p>
         </w:tc>
@@ -819,15 +1025,17 @@
       <w:tr>
         <w:tc>
           <w:tcPr>
-            <w:tcW w:type="dxa" w:w="1728"/>
+            <w:tcW w:type="dxa" w:w="1881"/>
+            <w:vAlign w:val="center"/>
           </w:tcPr>
           <w:p>
             <w:pPr>
               <w:jc w:val="center"/>
             </w:pPr>
+            <w:r/>
             <w:r>
               <w:rPr>
-                <w:b w:val="0"/>
+                <w:rFonts w:eastAsia="Malgun Gothic" w:ascii="Malgun Gothic" w:hAnsi="Malgun Gothic"/>
                 <w:sz w:val="18"/>
               </w:rPr>
               <w:t>5</w:t>
@@ -836,32 +1044,36 @@
         </w:tc>
         <w:tc>
           <w:tcPr>
-            <w:tcW w:type="dxa" w:w="1728"/>
+            <w:tcW w:type="dxa" w:w="1881"/>
+            <w:vAlign w:val="center"/>
           </w:tcPr>
           <w:p>
             <w:pPr>
               <w:jc w:val="center"/>
             </w:pPr>
+            <w:r/>
             <w:r>
               <w:rPr>
-                <w:b w:val="0"/>
+                <w:rFonts w:eastAsia="Malgun Gothic" w:ascii="Malgun Gothic" w:hAnsi="Malgun Gothic"/>
                 <w:sz w:val="18"/>
               </w:rPr>
-              <w:t xml:space="preserve">20    .    .    </w:t>
+              <w:t xml:space="preserve">20  .  .  </w:t>
             </w:r>
           </w:p>
         </w:tc>
         <w:tc>
           <w:tcPr>
-            <w:tcW w:type="dxa" w:w="1728"/>
+            <w:tcW w:type="dxa" w:w="1881"/>
+            <w:vAlign w:val="center"/>
           </w:tcPr>
           <w:p>
             <w:pPr>
               <w:jc w:val="center"/>
             </w:pPr>
+            <w:r/>
             <w:r>
               <w:rPr>
-                <w:b w:val="0"/>
+                <w:rFonts w:eastAsia="Malgun Gothic" w:ascii="Malgun Gothic" w:hAnsi="Malgun Gothic"/>
                 <w:sz w:val="18"/>
               </w:rPr>
             </w:r>
@@ -869,34 +1081,39 @@
         </w:tc>
         <w:tc>
           <w:tcPr>
-            <w:tcW w:type="dxa" w:w="1728"/>
+            <w:tcW w:type="dxa" w:w="1881"/>
+            <w:vAlign w:val="center"/>
           </w:tcPr>
           <w:p>
             <w:pPr>
               <w:jc w:val="center"/>
             </w:pPr>
+            <w:r/>
             <w:r>
               <w:rPr>
-                <w:b w:val="0"/>
+                <w:rFonts w:eastAsia="Malgun Gothic" w:ascii="Malgun Gothic" w:hAnsi="Malgun Gothic"/>
                 <w:sz w:val="18"/>
               </w:rPr>
+              <w:t>대여 / 투자 / 기타</w:t>
             </w:r>
           </w:p>
         </w:tc>
         <w:tc>
           <w:tcPr>
-            <w:tcW w:type="dxa" w:w="1728"/>
+            <w:tcW w:type="dxa" w:w="1881"/>
+            <w:vAlign w:val="center"/>
           </w:tcPr>
           <w:p>
             <w:pPr>
               <w:jc w:val="center"/>
             </w:pPr>
+            <w:r/>
             <w:r>
               <w:rPr>
-                <w:b w:val="0"/>
+                <w:rFonts w:eastAsia="Malgun Gothic" w:ascii="Malgun Gothic" w:hAnsi="Malgun Gothic"/>
                 <w:sz w:val="18"/>
               </w:rPr>
-              <w:t>계좌이체 확인서</w:t>
+              <w:t>계좌이체확인서</w:t>
             </w:r>
           </w:p>
         </w:tc>
@@ -904,15 +1121,17 @@
       <w:tr>
         <w:tc>
           <w:tcPr>
-            <w:tcW w:type="dxa" w:w="1728"/>
+            <w:tcW w:type="dxa" w:w="1881"/>
+            <w:vAlign w:val="center"/>
           </w:tcPr>
           <w:p>
             <w:pPr>
               <w:jc w:val="center"/>
             </w:pPr>
+            <w:r/>
             <w:r>
               <w:rPr>
-                <w:b w:val="0"/>
+                <w:rFonts w:eastAsia="Malgun Gothic" w:ascii="Malgun Gothic" w:hAnsi="Malgun Gothic"/>
                 <w:sz w:val="18"/>
               </w:rPr>
               <w:t>6</w:t>
@@ -921,32 +1140,36 @@
         </w:tc>
         <w:tc>
           <w:tcPr>
-            <w:tcW w:type="dxa" w:w="1728"/>
+            <w:tcW w:type="dxa" w:w="1881"/>
+            <w:vAlign w:val="center"/>
           </w:tcPr>
           <w:p>
             <w:pPr>
               <w:jc w:val="center"/>
             </w:pPr>
+            <w:r/>
             <w:r>
               <w:rPr>
-                <w:b w:val="0"/>
+                <w:rFonts w:eastAsia="Malgun Gothic" w:ascii="Malgun Gothic" w:hAnsi="Malgun Gothic"/>
                 <w:sz w:val="18"/>
               </w:rPr>
-              <w:t xml:space="preserve">20    .    .    </w:t>
+              <w:t xml:space="preserve">20  .  .  </w:t>
             </w:r>
           </w:p>
         </w:tc>
         <w:tc>
           <w:tcPr>
-            <w:tcW w:type="dxa" w:w="1728"/>
+            <w:tcW w:type="dxa" w:w="1881"/>
+            <w:vAlign w:val="center"/>
           </w:tcPr>
           <w:p>
             <w:pPr>
               <w:jc w:val="center"/>
             </w:pPr>
+            <w:r/>
             <w:r>
               <w:rPr>
-                <w:b w:val="0"/>
+                <w:rFonts w:eastAsia="Malgun Gothic" w:ascii="Malgun Gothic" w:hAnsi="Malgun Gothic"/>
                 <w:sz w:val="18"/>
               </w:rPr>
             </w:r>
@@ -954,34 +1177,39 @@
         </w:tc>
         <w:tc>
           <w:tcPr>
-            <w:tcW w:type="dxa" w:w="1728"/>
+            <w:tcW w:type="dxa" w:w="1881"/>
+            <w:vAlign w:val="center"/>
           </w:tcPr>
           <w:p>
             <w:pPr>
               <w:jc w:val="center"/>
             </w:pPr>
+            <w:r/>
             <w:r>
               <w:rPr>
-                <w:b w:val="0"/>
+                <w:rFonts w:eastAsia="Malgun Gothic" w:ascii="Malgun Gothic" w:hAnsi="Malgun Gothic"/>
                 <w:sz w:val="18"/>
               </w:rPr>
+              <w:t>대여 / 투자 / 기타</w:t>
             </w:r>
           </w:p>
         </w:tc>
         <w:tc>
           <w:tcPr>
-            <w:tcW w:type="dxa" w:w="1728"/>
+            <w:tcW w:type="dxa" w:w="1881"/>
+            <w:vAlign w:val="center"/>
           </w:tcPr>
           <w:p>
             <w:pPr>
               <w:jc w:val="center"/>
             </w:pPr>
+            <w:r/>
             <w:r>
               <w:rPr>
-                <w:b w:val="0"/>
+                <w:rFonts w:eastAsia="Malgun Gothic" w:ascii="Malgun Gothic" w:hAnsi="Malgun Gothic"/>
                 <w:sz w:val="18"/>
               </w:rPr>
-              <w:t>계좌이체 확인서</w:t>
+              <w:t>계좌이체확인서</w:t>
             </w:r>
           </w:p>
         </w:tc>
@@ -989,15 +1217,17 @@
       <w:tr>
         <w:tc>
           <w:tcPr>
-            <w:tcW w:type="dxa" w:w="1728"/>
+            <w:tcW w:type="dxa" w:w="1881"/>
+            <w:vAlign w:val="center"/>
           </w:tcPr>
           <w:p>
             <w:pPr>
               <w:jc w:val="center"/>
             </w:pPr>
+            <w:r/>
             <w:r>
               <w:rPr>
-                <w:b w:val="0"/>
+                <w:rFonts w:eastAsia="Malgun Gothic" w:ascii="Malgun Gothic" w:hAnsi="Malgun Gothic"/>
                 <w:sz w:val="18"/>
               </w:rPr>
               <w:t>7</w:t>
@@ -1006,32 +1236,36 @@
         </w:tc>
         <w:tc>
           <w:tcPr>
-            <w:tcW w:type="dxa" w:w="1728"/>
+            <w:tcW w:type="dxa" w:w="1881"/>
+            <w:vAlign w:val="center"/>
           </w:tcPr>
           <w:p>
             <w:pPr>
               <w:jc w:val="center"/>
             </w:pPr>
+            <w:r/>
             <w:r>
               <w:rPr>
-                <w:b w:val="0"/>
+                <w:rFonts w:eastAsia="Malgun Gothic" w:ascii="Malgun Gothic" w:hAnsi="Malgun Gothic"/>
                 <w:sz w:val="18"/>
               </w:rPr>
-              <w:t xml:space="preserve">20    .    .    </w:t>
+              <w:t xml:space="preserve">20  .  .  </w:t>
             </w:r>
           </w:p>
         </w:tc>
         <w:tc>
           <w:tcPr>
-            <w:tcW w:type="dxa" w:w="1728"/>
+            <w:tcW w:type="dxa" w:w="1881"/>
+            <w:vAlign w:val="center"/>
           </w:tcPr>
           <w:p>
             <w:pPr>
               <w:jc w:val="center"/>
             </w:pPr>
+            <w:r/>
             <w:r>
               <w:rPr>
-                <w:b w:val="0"/>
+                <w:rFonts w:eastAsia="Malgun Gothic" w:ascii="Malgun Gothic" w:hAnsi="Malgun Gothic"/>
                 <w:sz w:val="18"/>
               </w:rPr>
             </w:r>
@@ -1039,34 +1273,39 @@
         </w:tc>
         <w:tc>
           <w:tcPr>
-            <w:tcW w:type="dxa" w:w="1728"/>
+            <w:tcW w:type="dxa" w:w="1881"/>
+            <w:vAlign w:val="center"/>
           </w:tcPr>
           <w:p>
             <w:pPr>
               <w:jc w:val="center"/>
             </w:pPr>
+            <w:r/>
             <w:r>
               <w:rPr>
-                <w:b w:val="0"/>
+                <w:rFonts w:eastAsia="Malgun Gothic" w:ascii="Malgun Gothic" w:hAnsi="Malgun Gothic"/>
                 <w:sz w:val="18"/>
               </w:rPr>
+              <w:t>대여 / 투자 / 기타</w:t>
             </w:r>
           </w:p>
         </w:tc>
         <w:tc>
           <w:tcPr>
-            <w:tcW w:type="dxa" w:w="1728"/>
+            <w:tcW w:type="dxa" w:w="1881"/>
+            <w:vAlign w:val="center"/>
           </w:tcPr>
           <w:p>
             <w:pPr>
               <w:jc w:val="center"/>
             </w:pPr>
+            <w:r/>
             <w:r>
               <w:rPr>
-                <w:b w:val="0"/>
+                <w:rFonts w:eastAsia="Malgun Gothic" w:ascii="Malgun Gothic" w:hAnsi="Malgun Gothic"/>
                 <w:sz w:val="18"/>
               </w:rPr>
-              <w:t>계좌이체 확인서</w:t>
+              <w:t>계좌이체확인서</w:t>
             </w:r>
           </w:p>
         </w:tc>
@@ -1074,15 +1313,17 @@
       <w:tr>
         <w:tc>
           <w:tcPr>
-            <w:tcW w:type="dxa" w:w="1728"/>
+            <w:tcW w:type="dxa" w:w="1881"/>
+            <w:vAlign w:val="center"/>
           </w:tcPr>
           <w:p>
             <w:pPr>
               <w:jc w:val="center"/>
             </w:pPr>
+            <w:r/>
             <w:r>
               <w:rPr>
-                <w:b w:val="0"/>
+                <w:rFonts w:eastAsia="Malgun Gothic" w:ascii="Malgun Gothic" w:hAnsi="Malgun Gothic"/>
                 <w:sz w:val="18"/>
               </w:rPr>
               <w:t>8</w:t>
@@ -1091,32 +1332,36 @@
         </w:tc>
         <w:tc>
           <w:tcPr>
-            <w:tcW w:type="dxa" w:w="1728"/>
+            <w:tcW w:type="dxa" w:w="1881"/>
+            <w:vAlign w:val="center"/>
           </w:tcPr>
           <w:p>
             <w:pPr>
               <w:jc w:val="center"/>
             </w:pPr>
+            <w:r/>
             <w:r>
               <w:rPr>
-                <w:b w:val="0"/>
+                <w:rFonts w:eastAsia="Malgun Gothic" w:ascii="Malgun Gothic" w:hAnsi="Malgun Gothic"/>
                 <w:sz w:val="18"/>
               </w:rPr>
-              <w:t xml:space="preserve">20    .    .    </w:t>
+              <w:t xml:space="preserve">20  .  .  </w:t>
             </w:r>
           </w:p>
         </w:tc>
         <w:tc>
           <w:tcPr>
-            <w:tcW w:type="dxa" w:w="1728"/>
+            <w:tcW w:type="dxa" w:w="1881"/>
+            <w:vAlign w:val="center"/>
           </w:tcPr>
           <w:p>
             <w:pPr>
               <w:jc w:val="center"/>
             </w:pPr>
+            <w:r/>
             <w:r>
               <w:rPr>
-                <w:b w:val="0"/>
+                <w:rFonts w:eastAsia="Malgun Gothic" w:ascii="Malgun Gothic" w:hAnsi="Malgun Gothic"/>
                 <w:sz w:val="18"/>
               </w:rPr>
             </w:r>
@@ -1124,15 +1369,57 @@
         </w:tc>
         <w:tc>
           <w:tcPr>
-            <w:tcW w:type="dxa" w:w="1728"/>
+            <w:tcW w:type="dxa" w:w="1881"/>
+            <w:vAlign w:val="center"/>
           </w:tcPr>
           <w:p>
             <w:pPr>
               <w:jc w:val="center"/>
             </w:pPr>
+            <w:r/>
             <w:r>
               <w:rPr>
-                <w:b w:val="0"/>
+                <w:rFonts w:eastAsia="Malgun Gothic" w:ascii="Malgun Gothic" w:hAnsi="Malgun Gothic"/>
+                <w:sz w:val="18"/>
+              </w:rPr>
+              <w:t>대여 / 투자 / 기타</w:t>
+            </w:r>
+          </w:p>
+        </w:tc>
+        <w:tc>
+          <w:tcPr>
+            <w:tcW w:type="dxa" w:w="1881"/>
+            <w:vAlign w:val="center"/>
+          </w:tcPr>
+          <w:p>
+            <w:pPr>
+              <w:jc w:val="center"/>
+            </w:pPr>
+            <w:r/>
+            <w:r>
+              <w:rPr>
+                <w:rFonts w:eastAsia="Malgun Gothic" w:ascii="Malgun Gothic" w:hAnsi="Malgun Gothic"/>
+                <w:sz w:val="18"/>
+              </w:rPr>
+              <w:t>계좌이체확인서</w:t>
+            </w:r>
+          </w:p>
+        </w:tc>
+      </w:tr>
+      <w:tr>
+        <w:tc>
+          <w:tcPr>
+            <w:tcW w:type="dxa" w:w="1881"/>
+            <w:vAlign w:val="center"/>
+          </w:tcPr>
+          <w:p>
+            <w:pPr>
+              <w:jc w:val="center"/>
+            </w:pPr>
+            <w:r/>
+            <w:r>
+              <w:rPr>
+                <w:rFonts w:eastAsia="Malgun Gothic" w:ascii="Malgun Gothic" w:hAnsi="Malgun Gothic"/>
                 <w:sz w:val="18"/>
               </w:rPr>
             </w:r>
@@ -1140,41 +1427,18 @@
         </w:tc>
         <w:tc>
           <w:tcPr>
-            <w:tcW w:type="dxa" w:w="1728"/>
+            <w:tcW w:type="dxa" w:w="1881"/>
+            <w:vAlign w:val="center"/>
           </w:tcPr>
           <w:p>
             <w:pPr>
               <w:jc w:val="center"/>
             </w:pPr>
+            <w:r/>
             <w:r>
               <w:rPr>
-                <w:b w:val="0"/>
+                <w:rFonts w:eastAsia="Malgun Gothic" w:ascii="Malgun Gothic" w:hAnsi="Malgun Gothic"/>
                 <w:sz w:val="18"/>
-              </w:rPr>
-              <w:t>계좌이체 확인서</w:t>
-            </w:r>
-          </w:p>
-        </w:tc>
-      </w:tr>
-      <w:tr>
-        <w:tc>
-          <w:tcPr>
-            <w:tcW w:type="dxa" w:w="1728"/>
-          </w:tcPr>
-          <w:p/>
-        </w:tc>
-        <w:tc>
-          <w:tcPr>
-            <w:tcW w:type="dxa" w:w="1728"/>
-          </w:tcPr>
-          <w:p>
-            <w:pPr>
-              <w:jc w:val="center"/>
-            </w:pPr>
-            <w:r>
-              <w:rPr>
-                <w:b/>
-                <w:sz w:val="20"/>
               </w:rPr>
               <w:t>합   계</w:t>
             </w:r>
@@ -1182,16 +1446,18 @@
         </w:tc>
         <w:tc>
           <w:tcPr>
-            <w:tcW w:type="dxa" w:w="1728"/>
+            <w:tcW w:type="dxa" w:w="1881"/>
+            <w:vAlign w:val="center"/>
           </w:tcPr>
           <w:p>
             <w:pPr>
               <w:jc w:val="center"/>
             </w:pPr>
+            <w:r/>
             <w:r>
               <w:rPr>
-                <w:b/>
-                <w:sz w:val="20"/>
+                <w:rFonts w:eastAsia="Malgun Gothic" w:ascii="Malgun Gothic" w:hAnsi="Malgun Gothic"/>
+                <w:sz w:val="18"/>
               </w:rPr>
               <w:t>금                    원정</w:t>
             </w:r>
@@ -1199,15 +1465,39 @@
         </w:tc>
         <w:tc>
           <w:tcPr>
-            <w:tcW w:type="dxa" w:w="1728"/>
+            <w:tcW w:type="dxa" w:w="1881"/>
+            <w:vAlign w:val="center"/>
           </w:tcPr>
-          <w:p/>
+          <w:p>
+            <w:pPr>
+              <w:jc w:val="center"/>
+            </w:pPr>
+            <w:r/>
+            <w:r>
+              <w:rPr>
+                <w:rFonts w:eastAsia="Malgun Gothic" w:ascii="Malgun Gothic" w:hAnsi="Malgun Gothic"/>
+                <w:sz w:val="18"/>
+              </w:rPr>
+            </w:r>
+          </w:p>
         </w:tc>
         <w:tc>
           <w:tcPr>
-            <w:tcW w:type="dxa" w:w="1728"/>
+            <w:tcW w:type="dxa" w:w="1881"/>
+            <w:vAlign w:val="center"/>
           </w:tcPr>
-          <w:p/>
+          <w:p>
+            <w:pPr>
+              <w:jc w:val="center"/>
+            </w:pPr>
+            <w:r/>
+            <w:r>
+              <w:rPr>
+                <w:rFonts w:eastAsia="Malgun Gothic" w:ascii="Malgun Gothic" w:hAnsi="Malgun Gothic"/>
+                <w:sz w:val="18"/>
+              </w:rPr>
+            </w:r>
+          </w:p>
         </w:tc>
       </w:tr>
     </w:tbl>
@@ -1215,14 +1505,23 @@
     <w:p>
       <w:r>
         <w:rPr>
+          <w:rFonts w:eastAsia="Malgun Gothic" w:ascii="Malgun Gothic" w:hAnsi="Malgun Gothic"/>
           <w:b/>
-          <w:sz w:val="24"/>
+          <w:sz w:val="22"/>
         </w:rPr>
         <w:t>제3조 (갑 → 을 자금 이전 내역)</w:t>
       </w:r>
     </w:p>
     <w:p>
+      <w:pPr>
+        <w:ind w:left="283"/>
+      </w:pPr>
       <w:r>
+        <w:rPr>
+          <w:rFonts w:eastAsia="Malgun Gothic" w:ascii="Malgun Gothic" w:hAnsi="Malgun Gothic"/>
+          <w:b w:val="0"/>
+          <w:sz w:val="20"/>
+        </w:rPr>
         <w:t>갑(아버지)이 을(딸)에게 이전한 금액:</w:t>
       </w:r>
     </w:p>
@@ -1234,25 +1533,29 @@
         <w:tblLook w:firstColumn="1" w:firstRow="1" w:lastColumn="0" w:lastRow="0" w:noHBand="0" w:noVBand="1" w:val="04A0"/>
       </w:tblPr>
       <w:tblGrid>
-        <w:gridCol w:w="1728"/>
-        <w:gridCol w:w="1728"/>
-        <w:gridCol w:w="1728"/>
-        <w:gridCol w:w="1728"/>
-        <w:gridCol w:w="1728"/>
+        <w:gridCol w:w="1881"/>
+        <w:gridCol w:w="1881"/>
+        <w:gridCol w:w="1881"/>
+        <w:gridCol w:w="1881"/>
+        <w:gridCol w:w="1881"/>
       </w:tblGrid>
       <w:tr>
         <w:tc>
           <w:tcPr>
-            <w:tcW w:type="dxa" w:w="1728"/>
+            <w:tcW w:type="dxa" w:w="1881"/>
+            <w:vAlign w:val="center"/>
+            <w:shd w:fill="E8EAF6"/>
           </w:tcPr>
           <w:p>
             <w:pPr>
               <w:jc w:val="center"/>
             </w:pPr>
+            <w:r/>
             <w:r>
               <w:rPr>
+                <w:rFonts w:eastAsia="Malgun Gothic" w:ascii="Malgun Gothic" w:hAnsi="Malgun Gothic"/>
                 <w:b/>
-                <w:sz w:val="18"/>
+                <w:sz w:val="20"/>
               </w:rPr>
               <w:t>No.</w:t>
             </w:r>
@@ -1260,16 +1563,20 @@
         </w:tc>
         <w:tc>
           <w:tcPr>
-            <w:tcW w:type="dxa" w:w="1728"/>
+            <w:tcW w:type="dxa" w:w="1881"/>
+            <w:vAlign w:val="center"/>
+            <w:shd w:fill="E8EAF6"/>
           </w:tcPr>
           <w:p>
             <w:pPr>
               <w:jc w:val="center"/>
             </w:pPr>
+            <w:r/>
             <w:r>
               <w:rPr>
+                <w:rFonts w:eastAsia="Malgun Gothic" w:ascii="Malgun Gothic" w:hAnsi="Malgun Gothic"/>
                 <w:b/>
-                <w:sz w:val="18"/>
+                <w:sz w:val="20"/>
               </w:rPr>
               <w:t>이전 일자</w:t>
             </w:r>
@@ -1277,16 +1584,20 @@
         </w:tc>
         <w:tc>
           <w:tcPr>
-            <w:tcW w:type="dxa" w:w="1728"/>
+            <w:tcW w:type="dxa" w:w="1881"/>
+            <w:vAlign w:val="center"/>
+            <w:shd w:fill="E8EAF6"/>
           </w:tcPr>
           <w:p>
             <w:pPr>
               <w:jc w:val="center"/>
             </w:pPr>
+            <w:r/>
             <w:r>
               <w:rPr>
+                <w:rFonts w:eastAsia="Malgun Gothic" w:ascii="Malgun Gothic" w:hAnsi="Malgun Gothic"/>
                 <w:b/>
-                <w:sz w:val="18"/>
+                <w:sz w:val="20"/>
               </w:rPr>
               <w:t>금 액 (원)</w:t>
             </w:r>
@@ -1294,16 +1605,20 @@
         </w:tc>
         <w:tc>
           <w:tcPr>
-            <w:tcW w:type="dxa" w:w="1728"/>
+            <w:tcW w:type="dxa" w:w="1881"/>
+            <w:vAlign w:val="center"/>
+            <w:shd w:fill="E8EAF6"/>
           </w:tcPr>
           <w:p>
             <w:pPr>
               <w:jc w:val="center"/>
             </w:pPr>
+            <w:r/>
             <w:r>
               <w:rPr>
+                <w:rFonts w:eastAsia="Malgun Gothic" w:ascii="Malgun Gothic" w:hAnsi="Malgun Gothic"/>
                 <w:b/>
-                <w:sz w:val="18"/>
+                <w:sz w:val="20"/>
               </w:rPr>
               <w:t>성 격</w:t>
             </w:r>
@@ -1311,16 +1626,20 @@
         </w:tc>
         <w:tc>
           <w:tcPr>
-            <w:tcW w:type="dxa" w:w="1728"/>
+            <w:tcW w:type="dxa" w:w="1881"/>
+            <w:vAlign w:val="center"/>
+            <w:shd w:fill="E8EAF6"/>
           </w:tcPr>
           <w:p>
             <w:pPr>
               <w:jc w:val="center"/>
             </w:pPr>
+            <w:r/>
             <w:r>
               <w:rPr>
+                <w:rFonts w:eastAsia="Malgun Gothic" w:ascii="Malgun Gothic" w:hAnsi="Malgun Gothic"/>
                 <w:b/>
-                <w:sz w:val="18"/>
+                <w:sz w:val="20"/>
               </w:rPr>
               <w:t>입증 자료</w:t>
             </w:r>
@@ -1330,15 +1649,17 @@
       <w:tr>
         <w:tc>
           <w:tcPr>
-            <w:tcW w:type="dxa" w:w="1728"/>
+            <w:tcW w:type="dxa" w:w="1881"/>
+            <w:vAlign w:val="center"/>
           </w:tcPr>
           <w:p>
             <w:pPr>
               <w:jc w:val="center"/>
             </w:pPr>
+            <w:r/>
             <w:r>
               <w:rPr>
-                <w:b w:val="0"/>
+                <w:rFonts w:eastAsia="Malgun Gothic" w:ascii="Malgun Gothic" w:hAnsi="Malgun Gothic"/>
                 <w:sz w:val="18"/>
               </w:rPr>
               <w:t>1</w:t>
@@ -1347,32 +1668,36 @@
         </w:tc>
         <w:tc>
           <w:tcPr>
-            <w:tcW w:type="dxa" w:w="1728"/>
+            <w:tcW w:type="dxa" w:w="1881"/>
+            <w:vAlign w:val="center"/>
           </w:tcPr>
           <w:p>
             <w:pPr>
               <w:jc w:val="center"/>
             </w:pPr>
+            <w:r/>
             <w:r>
               <w:rPr>
-                <w:b w:val="0"/>
+                <w:rFonts w:eastAsia="Malgun Gothic" w:ascii="Malgun Gothic" w:hAnsi="Malgun Gothic"/>
                 <w:sz w:val="18"/>
               </w:rPr>
-              <w:t xml:space="preserve">20    .    .    </w:t>
+              <w:t xml:space="preserve">20  .  .  </w:t>
             </w:r>
           </w:p>
         </w:tc>
         <w:tc>
           <w:tcPr>
-            <w:tcW w:type="dxa" w:w="1728"/>
+            <w:tcW w:type="dxa" w:w="1881"/>
+            <w:vAlign w:val="center"/>
           </w:tcPr>
           <w:p>
             <w:pPr>
               <w:jc w:val="center"/>
             </w:pPr>
+            <w:r/>
             <w:r>
               <w:rPr>
-                <w:b w:val="0"/>
+                <w:rFonts w:eastAsia="Malgun Gothic" w:ascii="Malgun Gothic" w:hAnsi="Malgun Gothic"/>
                 <w:sz w:val="18"/>
               </w:rPr>
             </w:r>
@@ -1380,34 +1705,39 @@
         </w:tc>
         <w:tc>
           <w:tcPr>
-            <w:tcW w:type="dxa" w:w="1728"/>
+            <w:tcW w:type="dxa" w:w="1881"/>
+            <w:vAlign w:val="center"/>
           </w:tcPr>
           <w:p>
             <w:pPr>
               <w:jc w:val="center"/>
             </w:pPr>
+            <w:r/>
             <w:r>
               <w:rPr>
-                <w:b w:val="0"/>
+                <w:rFonts w:eastAsia="Malgun Gothic" w:ascii="Malgun Gothic" w:hAnsi="Malgun Gothic"/>
                 <w:sz w:val="18"/>
               </w:rPr>
+              <w:t>반환 / 증여 / 기타</w:t>
             </w:r>
           </w:p>
         </w:tc>
         <w:tc>
           <w:tcPr>
-            <w:tcW w:type="dxa" w:w="1728"/>
+            <w:tcW w:type="dxa" w:w="1881"/>
+            <w:vAlign w:val="center"/>
           </w:tcPr>
           <w:p>
             <w:pPr>
               <w:jc w:val="center"/>
             </w:pPr>
+            <w:r/>
             <w:r>
               <w:rPr>
-                <w:b w:val="0"/>
+                <w:rFonts w:eastAsia="Malgun Gothic" w:ascii="Malgun Gothic" w:hAnsi="Malgun Gothic"/>
                 <w:sz w:val="18"/>
               </w:rPr>
-              <w:t>계좌이체 확인서</w:t>
+              <w:t>계좌이체확인서</w:t>
             </w:r>
           </w:p>
         </w:tc>
@@ -1415,15 +1745,17 @@
       <w:tr>
         <w:tc>
           <w:tcPr>
-            <w:tcW w:type="dxa" w:w="1728"/>
+            <w:tcW w:type="dxa" w:w="1881"/>
+            <w:vAlign w:val="center"/>
           </w:tcPr>
           <w:p>
             <w:pPr>
               <w:jc w:val="center"/>
             </w:pPr>
+            <w:r/>
             <w:r>
               <w:rPr>
-                <w:b w:val="0"/>
+                <w:rFonts w:eastAsia="Malgun Gothic" w:ascii="Malgun Gothic" w:hAnsi="Malgun Gothic"/>
                 <w:sz w:val="18"/>
               </w:rPr>
               <w:t>2</w:t>
@@ -1432,32 +1764,36 @@
         </w:tc>
         <w:tc>
           <w:tcPr>
-            <w:tcW w:type="dxa" w:w="1728"/>
+            <w:tcW w:type="dxa" w:w="1881"/>
+            <w:vAlign w:val="center"/>
           </w:tcPr>
           <w:p>
             <w:pPr>
               <w:jc w:val="center"/>
             </w:pPr>
+            <w:r/>
             <w:r>
               <w:rPr>
-                <w:b w:val="0"/>
+                <w:rFonts w:eastAsia="Malgun Gothic" w:ascii="Malgun Gothic" w:hAnsi="Malgun Gothic"/>
                 <w:sz w:val="18"/>
               </w:rPr>
-              <w:t xml:space="preserve">20    .    .    </w:t>
+              <w:t xml:space="preserve">20  .  .  </w:t>
             </w:r>
           </w:p>
         </w:tc>
         <w:tc>
           <w:tcPr>
-            <w:tcW w:type="dxa" w:w="1728"/>
+            <w:tcW w:type="dxa" w:w="1881"/>
+            <w:vAlign w:val="center"/>
           </w:tcPr>
           <w:p>
             <w:pPr>
               <w:jc w:val="center"/>
             </w:pPr>
+            <w:r/>
             <w:r>
               <w:rPr>
-                <w:b w:val="0"/>
+                <w:rFonts w:eastAsia="Malgun Gothic" w:ascii="Malgun Gothic" w:hAnsi="Malgun Gothic"/>
                 <w:sz w:val="18"/>
               </w:rPr>
             </w:r>
@@ -1465,34 +1801,39 @@
         </w:tc>
         <w:tc>
           <w:tcPr>
-            <w:tcW w:type="dxa" w:w="1728"/>
+            <w:tcW w:type="dxa" w:w="1881"/>
+            <w:vAlign w:val="center"/>
           </w:tcPr>
           <w:p>
             <w:pPr>
               <w:jc w:val="center"/>
             </w:pPr>
+            <w:r/>
             <w:r>
               <w:rPr>
-                <w:b w:val="0"/>
+                <w:rFonts w:eastAsia="Malgun Gothic" w:ascii="Malgun Gothic" w:hAnsi="Malgun Gothic"/>
                 <w:sz w:val="18"/>
               </w:rPr>
+              <w:t>반환 / 증여 / 기타</w:t>
             </w:r>
           </w:p>
         </w:tc>
         <w:tc>
           <w:tcPr>
-            <w:tcW w:type="dxa" w:w="1728"/>
+            <w:tcW w:type="dxa" w:w="1881"/>
+            <w:vAlign w:val="center"/>
           </w:tcPr>
           <w:p>
             <w:pPr>
               <w:jc w:val="center"/>
             </w:pPr>
+            <w:r/>
             <w:r>
               <w:rPr>
-                <w:b w:val="0"/>
+                <w:rFonts w:eastAsia="Malgun Gothic" w:ascii="Malgun Gothic" w:hAnsi="Malgun Gothic"/>
                 <w:sz w:val="18"/>
               </w:rPr>
-              <w:t>계좌이체 확인서</w:t>
+              <w:t>계좌이체확인서</w:t>
             </w:r>
           </w:p>
         </w:tc>
@@ -1500,15 +1841,17 @@
       <w:tr>
         <w:tc>
           <w:tcPr>
-            <w:tcW w:type="dxa" w:w="1728"/>
+            <w:tcW w:type="dxa" w:w="1881"/>
+            <w:vAlign w:val="center"/>
           </w:tcPr>
           <w:p>
             <w:pPr>
               <w:jc w:val="center"/>
             </w:pPr>
+            <w:r/>
             <w:r>
               <w:rPr>
-                <w:b w:val="0"/>
+                <w:rFonts w:eastAsia="Malgun Gothic" w:ascii="Malgun Gothic" w:hAnsi="Malgun Gothic"/>
                 <w:sz w:val="18"/>
               </w:rPr>
               <w:t>3</w:t>
@@ -1517,32 +1860,36 @@
         </w:tc>
         <w:tc>
           <w:tcPr>
-            <w:tcW w:type="dxa" w:w="1728"/>
+            <w:tcW w:type="dxa" w:w="1881"/>
+            <w:vAlign w:val="center"/>
           </w:tcPr>
           <w:p>
             <w:pPr>
               <w:jc w:val="center"/>
             </w:pPr>
+            <w:r/>
             <w:r>
               <w:rPr>
-                <w:b w:val="0"/>
+                <w:rFonts w:eastAsia="Malgun Gothic" w:ascii="Malgun Gothic" w:hAnsi="Malgun Gothic"/>
                 <w:sz w:val="18"/>
               </w:rPr>
-              <w:t xml:space="preserve">20    .    .    </w:t>
+              <w:t xml:space="preserve">20  .  .  </w:t>
             </w:r>
           </w:p>
         </w:tc>
         <w:tc>
           <w:tcPr>
-            <w:tcW w:type="dxa" w:w="1728"/>
+            <w:tcW w:type="dxa" w:w="1881"/>
+            <w:vAlign w:val="center"/>
           </w:tcPr>
           <w:p>
             <w:pPr>
               <w:jc w:val="center"/>
             </w:pPr>
+            <w:r/>
             <w:r>
               <w:rPr>
-                <w:b w:val="0"/>
+                <w:rFonts w:eastAsia="Malgun Gothic" w:ascii="Malgun Gothic" w:hAnsi="Malgun Gothic"/>
                 <w:sz w:val="18"/>
               </w:rPr>
             </w:r>
@@ -1550,34 +1897,39 @@
         </w:tc>
         <w:tc>
           <w:tcPr>
-            <w:tcW w:type="dxa" w:w="1728"/>
+            <w:tcW w:type="dxa" w:w="1881"/>
+            <w:vAlign w:val="center"/>
           </w:tcPr>
           <w:p>
             <w:pPr>
               <w:jc w:val="center"/>
             </w:pPr>
+            <w:r/>
             <w:r>
               <w:rPr>
-                <w:b w:val="0"/>
+                <w:rFonts w:eastAsia="Malgun Gothic" w:ascii="Malgun Gothic" w:hAnsi="Malgun Gothic"/>
                 <w:sz w:val="18"/>
               </w:rPr>
+              <w:t>반환 / 증여 / 기타</w:t>
             </w:r>
           </w:p>
         </w:tc>
         <w:tc>
           <w:tcPr>
-            <w:tcW w:type="dxa" w:w="1728"/>
+            <w:tcW w:type="dxa" w:w="1881"/>
+            <w:vAlign w:val="center"/>
           </w:tcPr>
           <w:p>
             <w:pPr>
               <w:jc w:val="center"/>
             </w:pPr>
+            <w:r/>
             <w:r>
               <w:rPr>
-                <w:b w:val="0"/>
+                <w:rFonts w:eastAsia="Malgun Gothic" w:ascii="Malgun Gothic" w:hAnsi="Malgun Gothic"/>
                 <w:sz w:val="18"/>
               </w:rPr>
-              <w:t>계좌이체 확인서</w:t>
+              <w:t>계좌이체확인서</w:t>
             </w:r>
           </w:p>
         </w:tc>
@@ -1585,15 +1937,17 @@
       <w:tr>
         <w:tc>
           <w:tcPr>
-            <w:tcW w:type="dxa" w:w="1728"/>
+            <w:tcW w:type="dxa" w:w="1881"/>
+            <w:vAlign w:val="center"/>
           </w:tcPr>
           <w:p>
             <w:pPr>
               <w:jc w:val="center"/>
             </w:pPr>
+            <w:r/>
             <w:r>
               <w:rPr>
-                <w:b w:val="0"/>
+                <w:rFonts w:eastAsia="Malgun Gothic" w:ascii="Malgun Gothic" w:hAnsi="Malgun Gothic"/>
                 <w:sz w:val="18"/>
               </w:rPr>
               <w:t>4</w:t>
@@ -1602,32 +1956,36 @@
         </w:tc>
         <w:tc>
           <w:tcPr>
-            <w:tcW w:type="dxa" w:w="1728"/>
+            <w:tcW w:type="dxa" w:w="1881"/>
+            <w:vAlign w:val="center"/>
           </w:tcPr>
           <w:p>
             <w:pPr>
               <w:jc w:val="center"/>
             </w:pPr>
+            <w:r/>
             <w:r>
               <w:rPr>
-                <w:b w:val="0"/>
+                <w:rFonts w:eastAsia="Malgun Gothic" w:ascii="Malgun Gothic" w:hAnsi="Malgun Gothic"/>
                 <w:sz w:val="18"/>
               </w:rPr>
-              <w:t xml:space="preserve">20    .    .    </w:t>
+              <w:t xml:space="preserve">20  .  .  </w:t>
             </w:r>
           </w:p>
         </w:tc>
         <w:tc>
           <w:tcPr>
-            <w:tcW w:type="dxa" w:w="1728"/>
+            <w:tcW w:type="dxa" w:w="1881"/>
+            <w:vAlign w:val="center"/>
           </w:tcPr>
           <w:p>
             <w:pPr>
               <w:jc w:val="center"/>
             </w:pPr>
+            <w:r/>
             <w:r>
               <w:rPr>
-                <w:b w:val="0"/>
+                <w:rFonts w:eastAsia="Malgun Gothic" w:ascii="Malgun Gothic" w:hAnsi="Malgun Gothic"/>
                 <w:sz w:val="18"/>
               </w:rPr>
             </w:r>
@@ -1635,34 +1993,39 @@
         </w:tc>
         <w:tc>
           <w:tcPr>
-            <w:tcW w:type="dxa" w:w="1728"/>
+            <w:tcW w:type="dxa" w:w="1881"/>
+            <w:vAlign w:val="center"/>
           </w:tcPr>
           <w:p>
             <w:pPr>
               <w:jc w:val="center"/>
             </w:pPr>
+            <w:r/>
             <w:r>
               <w:rPr>
-                <w:b w:val="0"/>
+                <w:rFonts w:eastAsia="Malgun Gothic" w:ascii="Malgun Gothic" w:hAnsi="Malgun Gothic"/>
                 <w:sz w:val="18"/>
               </w:rPr>
+              <w:t>반환 / 증여 / 기타</w:t>
             </w:r>
           </w:p>
         </w:tc>
         <w:tc>
           <w:tcPr>
-            <w:tcW w:type="dxa" w:w="1728"/>
+            <w:tcW w:type="dxa" w:w="1881"/>
+            <w:vAlign w:val="center"/>
           </w:tcPr>
           <w:p>
             <w:pPr>
               <w:jc w:val="center"/>
             </w:pPr>
+            <w:r/>
             <w:r>
               <w:rPr>
-                <w:b w:val="0"/>
+                <w:rFonts w:eastAsia="Malgun Gothic" w:ascii="Malgun Gothic" w:hAnsi="Malgun Gothic"/>
                 <w:sz w:val="18"/>
               </w:rPr>
-              <w:t>계좌이체 확인서</w:t>
+              <w:t>계좌이체확인서</w:t>
             </w:r>
           </w:p>
         </w:tc>
@@ -1670,15 +2033,17 @@
       <w:tr>
         <w:tc>
           <w:tcPr>
-            <w:tcW w:type="dxa" w:w="1728"/>
+            <w:tcW w:type="dxa" w:w="1881"/>
+            <w:vAlign w:val="center"/>
           </w:tcPr>
           <w:p>
             <w:pPr>
               <w:jc w:val="center"/>
             </w:pPr>
+            <w:r/>
             <w:r>
               <w:rPr>
-                <w:b w:val="0"/>
+                <w:rFonts w:eastAsia="Malgun Gothic" w:ascii="Malgun Gothic" w:hAnsi="Malgun Gothic"/>
                 <w:sz w:val="18"/>
               </w:rPr>
               <w:t>5</w:t>
@@ -1687,32 +2052,36 @@
         </w:tc>
         <w:tc>
           <w:tcPr>
-            <w:tcW w:type="dxa" w:w="1728"/>
+            <w:tcW w:type="dxa" w:w="1881"/>
+            <w:vAlign w:val="center"/>
           </w:tcPr>
           <w:p>
             <w:pPr>
               <w:jc w:val="center"/>
             </w:pPr>
+            <w:r/>
             <w:r>
               <w:rPr>
-                <w:b w:val="0"/>
+                <w:rFonts w:eastAsia="Malgun Gothic" w:ascii="Malgun Gothic" w:hAnsi="Malgun Gothic"/>
                 <w:sz w:val="18"/>
               </w:rPr>
-              <w:t xml:space="preserve">20    .    .    </w:t>
+              <w:t xml:space="preserve">20  .  .  </w:t>
             </w:r>
           </w:p>
         </w:tc>
         <w:tc>
           <w:tcPr>
-            <w:tcW w:type="dxa" w:w="1728"/>
+            <w:tcW w:type="dxa" w:w="1881"/>
+            <w:vAlign w:val="center"/>
           </w:tcPr>
           <w:p>
             <w:pPr>
               <w:jc w:val="center"/>
             </w:pPr>
+            <w:r/>
             <w:r>
               <w:rPr>
-                <w:b w:val="0"/>
+                <w:rFonts w:eastAsia="Malgun Gothic" w:ascii="Malgun Gothic" w:hAnsi="Malgun Gothic"/>
                 <w:sz w:val="18"/>
               </w:rPr>
             </w:r>
@@ -1720,34 +2089,39 @@
         </w:tc>
         <w:tc>
           <w:tcPr>
-            <w:tcW w:type="dxa" w:w="1728"/>
+            <w:tcW w:type="dxa" w:w="1881"/>
+            <w:vAlign w:val="center"/>
           </w:tcPr>
           <w:p>
             <w:pPr>
               <w:jc w:val="center"/>
             </w:pPr>
+            <w:r/>
             <w:r>
               <w:rPr>
-                <w:b w:val="0"/>
+                <w:rFonts w:eastAsia="Malgun Gothic" w:ascii="Malgun Gothic" w:hAnsi="Malgun Gothic"/>
                 <w:sz w:val="18"/>
               </w:rPr>
+              <w:t>반환 / 증여 / 기타</w:t>
             </w:r>
           </w:p>
         </w:tc>
         <w:tc>
           <w:tcPr>
-            <w:tcW w:type="dxa" w:w="1728"/>
+            <w:tcW w:type="dxa" w:w="1881"/>
+            <w:vAlign w:val="center"/>
           </w:tcPr>
           <w:p>
             <w:pPr>
               <w:jc w:val="center"/>
             </w:pPr>
+            <w:r/>
             <w:r>
               <w:rPr>
-                <w:b w:val="0"/>
+                <w:rFonts w:eastAsia="Malgun Gothic" w:ascii="Malgun Gothic" w:hAnsi="Malgun Gothic"/>
                 <w:sz w:val="18"/>
               </w:rPr>
-              <w:t>계좌이체 확인서</w:t>
+              <w:t>계좌이체확인서</w:t>
             </w:r>
           </w:p>
         </w:tc>
@@ -1755,15 +2129,17 @@
       <w:tr>
         <w:tc>
           <w:tcPr>
-            <w:tcW w:type="dxa" w:w="1728"/>
+            <w:tcW w:type="dxa" w:w="1881"/>
+            <w:vAlign w:val="center"/>
           </w:tcPr>
           <w:p>
             <w:pPr>
               <w:jc w:val="center"/>
             </w:pPr>
+            <w:r/>
             <w:r>
               <w:rPr>
-                <w:b w:val="0"/>
+                <w:rFonts w:eastAsia="Malgun Gothic" w:ascii="Malgun Gothic" w:hAnsi="Malgun Gothic"/>
                 <w:sz w:val="18"/>
               </w:rPr>
               <w:t>6</w:t>
@@ -1772,32 +2148,36 @@
         </w:tc>
         <w:tc>
           <w:tcPr>
-            <w:tcW w:type="dxa" w:w="1728"/>
+            <w:tcW w:type="dxa" w:w="1881"/>
+            <w:vAlign w:val="center"/>
           </w:tcPr>
           <w:p>
             <w:pPr>
               <w:jc w:val="center"/>
             </w:pPr>
+            <w:r/>
             <w:r>
               <w:rPr>
-                <w:b w:val="0"/>
+                <w:rFonts w:eastAsia="Malgun Gothic" w:ascii="Malgun Gothic" w:hAnsi="Malgun Gothic"/>
                 <w:sz w:val="18"/>
               </w:rPr>
-              <w:t xml:space="preserve">20    .    .    </w:t>
+              <w:t xml:space="preserve">20  .  .  </w:t>
             </w:r>
           </w:p>
         </w:tc>
         <w:tc>
           <w:tcPr>
-            <w:tcW w:type="dxa" w:w="1728"/>
+            <w:tcW w:type="dxa" w:w="1881"/>
+            <w:vAlign w:val="center"/>
           </w:tcPr>
           <w:p>
             <w:pPr>
               <w:jc w:val="center"/>
             </w:pPr>
+            <w:r/>
             <w:r>
               <w:rPr>
-                <w:b w:val="0"/>
+                <w:rFonts w:eastAsia="Malgun Gothic" w:ascii="Malgun Gothic" w:hAnsi="Malgun Gothic"/>
                 <w:sz w:val="18"/>
               </w:rPr>
             </w:r>
@@ -1805,34 +2185,39 @@
         </w:tc>
         <w:tc>
           <w:tcPr>
-            <w:tcW w:type="dxa" w:w="1728"/>
+            <w:tcW w:type="dxa" w:w="1881"/>
+            <w:vAlign w:val="center"/>
           </w:tcPr>
           <w:p>
             <w:pPr>
               <w:jc w:val="center"/>
             </w:pPr>
+            <w:r/>
             <w:r>
               <w:rPr>
-                <w:b w:val="0"/>
+                <w:rFonts w:eastAsia="Malgun Gothic" w:ascii="Malgun Gothic" w:hAnsi="Malgun Gothic"/>
                 <w:sz w:val="18"/>
               </w:rPr>
+              <w:t>반환 / 증여 / 기타</w:t>
             </w:r>
           </w:p>
         </w:tc>
         <w:tc>
           <w:tcPr>
-            <w:tcW w:type="dxa" w:w="1728"/>
+            <w:tcW w:type="dxa" w:w="1881"/>
+            <w:vAlign w:val="center"/>
           </w:tcPr>
           <w:p>
             <w:pPr>
               <w:jc w:val="center"/>
             </w:pPr>
+            <w:r/>
             <w:r>
               <w:rPr>
-                <w:b w:val="0"/>
+                <w:rFonts w:eastAsia="Malgun Gothic" w:ascii="Malgun Gothic" w:hAnsi="Malgun Gothic"/>
                 <w:sz w:val="18"/>
               </w:rPr>
-              <w:t>계좌이체 확인서</w:t>
+              <w:t>계좌이체확인서</w:t>
             </w:r>
           </w:p>
         </w:tc>
@@ -1840,15 +2225,17 @@
       <w:tr>
         <w:tc>
           <w:tcPr>
-            <w:tcW w:type="dxa" w:w="1728"/>
+            <w:tcW w:type="dxa" w:w="1881"/>
+            <w:vAlign w:val="center"/>
           </w:tcPr>
           <w:p>
             <w:pPr>
               <w:jc w:val="center"/>
             </w:pPr>
+            <w:r/>
             <w:r>
               <w:rPr>
-                <w:b w:val="0"/>
+                <w:rFonts w:eastAsia="Malgun Gothic" w:ascii="Malgun Gothic" w:hAnsi="Malgun Gothic"/>
                 <w:sz w:val="18"/>
               </w:rPr>
               <w:t>7</w:t>
@@ -1857,32 +2244,36 @@
         </w:tc>
         <w:tc>
           <w:tcPr>
-            <w:tcW w:type="dxa" w:w="1728"/>
+            <w:tcW w:type="dxa" w:w="1881"/>
+            <w:vAlign w:val="center"/>
           </w:tcPr>
           <w:p>
             <w:pPr>
               <w:jc w:val="center"/>
             </w:pPr>
+            <w:r/>
             <w:r>
               <w:rPr>
-                <w:b w:val="0"/>
+                <w:rFonts w:eastAsia="Malgun Gothic" w:ascii="Malgun Gothic" w:hAnsi="Malgun Gothic"/>
                 <w:sz w:val="18"/>
               </w:rPr>
-              <w:t xml:space="preserve">20    .    .    </w:t>
+              <w:t xml:space="preserve">20  .  .  </w:t>
             </w:r>
           </w:p>
         </w:tc>
         <w:tc>
           <w:tcPr>
-            <w:tcW w:type="dxa" w:w="1728"/>
+            <w:tcW w:type="dxa" w:w="1881"/>
+            <w:vAlign w:val="center"/>
           </w:tcPr>
           <w:p>
             <w:pPr>
               <w:jc w:val="center"/>
             </w:pPr>
+            <w:r/>
             <w:r>
               <w:rPr>
-                <w:b w:val="0"/>
+                <w:rFonts w:eastAsia="Malgun Gothic" w:ascii="Malgun Gothic" w:hAnsi="Malgun Gothic"/>
                 <w:sz w:val="18"/>
               </w:rPr>
             </w:r>
@@ -1890,34 +2281,39 @@
         </w:tc>
         <w:tc>
           <w:tcPr>
-            <w:tcW w:type="dxa" w:w="1728"/>
+            <w:tcW w:type="dxa" w:w="1881"/>
+            <w:vAlign w:val="center"/>
           </w:tcPr>
           <w:p>
             <w:pPr>
               <w:jc w:val="center"/>
             </w:pPr>
+            <w:r/>
             <w:r>
               <w:rPr>
-                <w:b w:val="0"/>
+                <w:rFonts w:eastAsia="Malgun Gothic" w:ascii="Malgun Gothic" w:hAnsi="Malgun Gothic"/>
                 <w:sz w:val="18"/>
               </w:rPr>
+              <w:t>반환 / 증여 / 기타</w:t>
             </w:r>
           </w:p>
         </w:tc>
         <w:tc>
           <w:tcPr>
-            <w:tcW w:type="dxa" w:w="1728"/>
+            <w:tcW w:type="dxa" w:w="1881"/>
+            <w:vAlign w:val="center"/>
           </w:tcPr>
           <w:p>
             <w:pPr>
               <w:jc w:val="center"/>
             </w:pPr>
+            <w:r/>
             <w:r>
               <w:rPr>
-                <w:b w:val="0"/>
+                <w:rFonts w:eastAsia="Malgun Gothic" w:ascii="Malgun Gothic" w:hAnsi="Malgun Gothic"/>
                 <w:sz w:val="18"/>
               </w:rPr>
-              <w:t>계좌이체 확인서</w:t>
+              <w:t>계좌이체확인서</w:t>
             </w:r>
           </w:p>
         </w:tc>
@@ -1925,15 +2321,17 @@
       <w:tr>
         <w:tc>
           <w:tcPr>
-            <w:tcW w:type="dxa" w:w="1728"/>
+            <w:tcW w:type="dxa" w:w="1881"/>
+            <w:vAlign w:val="center"/>
           </w:tcPr>
           <w:p>
             <w:pPr>
               <w:jc w:val="center"/>
             </w:pPr>
+            <w:r/>
             <w:r>
               <w:rPr>
-                <w:b w:val="0"/>
+                <w:rFonts w:eastAsia="Malgun Gothic" w:ascii="Malgun Gothic" w:hAnsi="Malgun Gothic"/>
                 <w:sz w:val="18"/>
               </w:rPr>
               <w:t>8</w:t>
@@ -1942,32 +2340,36 @@
         </w:tc>
         <w:tc>
           <w:tcPr>
-            <w:tcW w:type="dxa" w:w="1728"/>
+            <w:tcW w:type="dxa" w:w="1881"/>
+            <w:vAlign w:val="center"/>
           </w:tcPr>
           <w:p>
             <w:pPr>
               <w:jc w:val="center"/>
             </w:pPr>
+            <w:r/>
             <w:r>
               <w:rPr>
-                <w:b w:val="0"/>
+                <w:rFonts w:eastAsia="Malgun Gothic" w:ascii="Malgun Gothic" w:hAnsi="Malgun Gothic"/>
                 <w:sz w:val="18"/>
               </w:rPr>
-              <w:t xml:space="preserve">20    .    .    </w:t>
+              <w:t xml:space="preserve">20  .  .  </w:t>
             </w:r>
           </w:p>
         </w:tc>
         <w:tc>
           <w:tcPr>
-            <w:tcW w:type="dxa" w:w="1728"/>
+            <w:tcW w:type="dxa" w:w="1881"/>
+            <w:vAlign w:val="center"/>
           </w:tcPr>
           <w:p>
             <w:pPr>
               <w:jc w:val="center"/>
             </w:pPr>
+            <w:r/>
             <w:r>
               <w:rPr>
-                <w:b w:val="0"/>
+                <w:rFonts w:eastAsia="Malgun Gothic" w:ascii="Malgun Gothic" w:hAnsi="Malgun Gothic"/>
                 <w:sz w:val="18"/>
               </w:rPr>
             </w:r>
@@ -1975,15 +2377,57 @@
         </w:tc>
         <w:tc>
           <w:tcPr>
-            <w:tcW w:type="dxa" w:w="1728"/>
+            <w:tcW w:type="dxa" w:w="1881"/>
+            <w:vAlign w:val="center"/>
           </w:tcPr>
           <w:p>
             <w:pPr>
               <w:jc w:val="center"/>
             </w:pPr>
+            <w:r/>
             <w:r>
               <w:rPr>
-                <w:b w:val="0"/>
+                <w:rFonts w:eastAsia="Malgun Gothic" w:ascii="Malgun Gothic" w:hAnsi="Malgun Gothic"/>
+                <w:sz w:val="18"/>
+              </w:rPr>
+              <w:t>반환 / 증여 / 기타</w:t>
+            </w:r>
+          </w:p>
+        </w:tc>
+        <w:tc>
+          <w:tcPr>
+            <w:tcW w:type="dxa" w:w="1881"/>
+            <w:vAlign w:val="center"/>
+          </w:tcPr>
+          <w:p>
+            <w:pPr>
+              <w:jc w:val="center"/>
+            </w:pPr>
+            <w:r/>
+            <w:r>
+              <w:rPr>
+                <w:rFonts w:eastAsia="Malgun Gothic" w:ascii="Malgun Gothic" w:hAnsi="Malgun Gothic"/>
+                <w:sz w:val="18"/>
+              </w:rPr>
+              <w:t>계좌이체확인서</w:t>
+            </w:r>
+          </w:p>
+        </w:tc>
+      </w:tr>
+      <w:tr>
+        <w:tc>
+          <w:tcPr>
+            <w:tcW w:type="dxa" w:w="1881"/>
+            <w:vAlign w:val="center"/>
+          </w:tcPr>
+          <w:p>
+            <w:pPr>
+              <w:jc w:val="center"/>
+            </w:pPr>
+            <w:r/>
+            <w:r>
+              <w:rPr>
+                <w:rFonts w:eastAsia="Malgun Gothic" w:ascii="Malgun Gothic" w:hAnsi="Malgun Gothic"/>
                 <w:sz w:val="18"/>
               </w:rPr>
             </w:r>
@@ -1991,41 +2435,18 @@
         </w:tc>
         <w:tc>
           <w:tcPr>
-            <w:tcW w:type="dxa" w:w="1728"/>
+            <w:tcW w:type="dxa" w:w="1881"/>
+            <w:vAlign w:val="center"/>
           </w:tcPr>
           <w:p>
             <w:pPr>
               <w:jc w:val="center"/>
             </w:pPr>
+            <w:r/>
             <w:r>
               <w:rPr>
-                <w:b w:val="0"/>
+                <w:rFonts w:eastAsia="Malgun Gothic" w:ascii="Malgun Gothic" w:hAnsi="Malgun Gothic"/>
                 <w:sz w:val="18"/>
-              </w:rPr>
-              <w:t>계좌이체 확인서</w:t>
-            </w:r>
-          </w:p>
-        </w:tc>
-      </w:tr>
-      <w:tr>
-        <w:tc>
-          <w:tcPr>
-            <w:tcW w:type="dxa" w:w="1728"/>
-          </w:tcPr>
-          <w:p/>
-        </w:tc>
-        <w:tc>
-          <w:tcPr>
-            <w:tcW w:type="dxa" w:w="1728"/>
-          </w:tcPr>
-          <w:p>
-            <w:pPr>
-              <w:jc w:val="center"/>
-            </w:pPr>
-            <w:r>
-              <w:rPr>
-                <w:b/>
-                <w:sz w:val="20"/>
               </w:rPr>
               <w:t>합   계</w:t>
             </w:r>
@@ -2033,16 +2454,18 @@
         </w:tc>
         <w:tc>
           <w:tcPr>
-            <w:tcW w:type="dxa" w:w="1728"/>
+            <w:tcW w:type="dxa" w:w="1881"/>
+            <w:vAlign w:val="center"/>
           </w:tcPr>
           <w:p>
             <w:pPr>
               <w:jc w:val="center"/>
             </w:pPr>
+            <w:r/>
             <w:r>
               <w:rPr>
-                <w:b/>
-                <w:sz w:val="20"/>
+                <w:rFonts w:eastAsia="Malgun Gothic" w:ascii="Malgun Gothic" w:hAnsi="Malgun Gothic"/>
+                <w:sz w:val="18"/>
               </w:rPr>
               <w:t>금                    원정</w:t>
             </w:r>
@@ -2050,15 +2473,39 @@
         </w:tc>
         <w:tc>
           <w:tcPr>
-            <w:tcW w:type="dxa" w:w="1728"/>
+            <w:tcW w:type="dxa" w:w="1881"/>
+            <w:vAlign w:val="center"/>
           </w:tcPr>
-          <w:p/>
+          <w:p>
+            <w:pPr>
+              <w:jc w:val="center"/>
+            </w:pPr>
+            <w:r/>
+            <w:r>
+              <w:rPr>
+                <w:rFonts w:eastAsia="Malgun Gothic" w:ascii="Malgun Gothic" w:hAnsi="Malgun Gothic"/>
+                <w:sz w:val="18"/>
+              </w:rPr>
+            </w:r>
+          </w:p>
         </w:tc>
         <w:tc>
           <w:tcPr>
-            <w:tcW w:type="dxa" w:w="1728"/>
+            <w:tcW w:type="dxa" w:w="1881"/>
+            <w:vAlign w:val="center"/>
           </w:tcPr>
-          <w:p/>
+          <w:p>
+            <w:pPr>
+              <w:jc w:val="center"/>
+            </w:pPr>
+            <w:r/>
+            <w:r>
+              <w:rPr>
+                <w:rFonts w:eastAsia="Malgun Gothic" w:ascii="Malgun Gothic" w:hAnsi="Malgun Gothic"/>
+                <w:sz w:val="18"/>
+              </w:rPr>
+            </w:r>
+          </w:p>
         </w:tc>
       </w:tr>
     </w:tbl>
@@ -2066,8 +2513,9 @@
     <w:p>
       <w:r>
         <w:rPr>
+          <w:rFonts w:eastAsia="Malgun Gothic" w:ascii="Malgun Gothic" w:hAnsi="Malgun Gothic"/>
           <w:b/>
-          <w:sz w:val="24"/>
+          <w:sz w:val="22"/>
         </w:rPr>
         <w:t>제4조 (순채권액 확정)</w:t>
       </w:r>
@@ -2080,22 +2528,68 @@
         <w:tblLook w:firstColumn="1" w:firstRow="1" w:lastColumn="0" w:lastRow="0" w:noHBand="0" w:noVBand="1" w:val="04A0"/>
       </w:tblPr>
       <w:tblGrid>
-        <w:gridCol w:w="4320"/>
-        <w:gridCol w:w="4320"/>
+        <w:gridCol w:w="4703"/>
+        <w:gridCol w:w="4703"/>
       </w:tblGrid>
       <w:tr>
         <w:tc>
           <w:tcPr>
-            <w:tcW w:type="dxa" w:w="4320"/>
+            <w:tcW w:type="dxa" w:w="4703"/>
+            <w:vAlign w:val="center"/>
+            <w:shd w:fill="E8EAF6"/>
           </w:tcPr>
           <w:p>
             <w:pPr>
               <w:jc w:val="center"/>
             </w:pPr>
+            <w:r/>
             <w:r>
               <w:rPr>
+                <w:rFonts w:eastAsia="Malgun Gothic" w:ascii="Malgun Gothic" w:hAnsi="Malgun Gothic"/>
                 <w:b/>
                 <w:sz w:val="20"/>
+              </w:rPr>
+              <w:t>항 목</w:t>
+            </w:r>
+          </w:p>
+        </w:tc>
+        <w:tc>
+          <w:tcPr>
+            <w:tcW w:type="dxa" w:w="4703"/>
+            <w:vAlign w:val="center"/>
+            <w:shd w:fill="E8EAF6"/>
+          </w:tcPr>
+          <w:p>
+            <w:pPr>
+              <w:jc w:val="center"/>
+            </w:pPr>
+            <w:r/>
+            <w:r>
+              <w:rPr>
+                <w:rFonts w:eastAsia="Malgun Gothic" w:ascii="Malgun Gothic" w:hAnsi="Malgun Gothic"/>
+                <w:b/>
+                <w:sz w:val="20"/>
+              </w:rPr>
+              <w:t>금 액</w:t>
+            </w:r>
+          </w:p>
+        </w:tc>
+      </w:tr>
+      <w:tr>
+        <w:tc>
+          <w:tcPr>
+            <w:tcW w:type="dxa" w:w="4703"/>
+            <w:vAlign w:val="center"/>
+          </w:tcPr>
+          <w:p>
+            <w:pPr>
+              <w:jc w:val="center"/>
+            </w:pPr>
+            <w:r/>
+            <w:r>
+              <w:rPr>
+                <w:rFonts w:eastAsia="Malgun Gothic" w:ascii="Malgun Gothic" w:hAnsi="Malgun Gothic"/>
+                <w:sz w:val="18"/>
               </w:rPr>
               <w:t>을→갑 이전 총액 (A)</w:t>
             </w:r>
@@ -2103,16 +2597,18 @@
         </w:tc>
         <w:tc>
           <w:tcPr>
-            <w:tcW w:type="dxa" w:w="4320"/>
+            <w:tcW w:type="dxa" w:w="4703"/>
+            <w:vAlign w:val="center"/>
           </w:tcPr>
           <w:p>
             <w:pPr>
               <w:jc w:val="center"/>
             </w:pPr>
+            <w:r/>
             <w:r>
               <w:rPr>
-                <w:b w:val="0"/>
-                <w:sz w:val="20"/>
+                <w:rFonts w:eastAsia="Malgun Gothic" w:ascii="Malgun Gothic" w:hAnsi="Malgun Gothic"/>
+                <w:sz w:val="18"/>
               </w:rPr>
               <w:t>금                              원정</w:t>
             </w:r>
@@ -2122,16 +2618,18 @@
       <w:tr>
         <w:tc>
           <w:tcPr>
-            <w:tcW w:type="dxa" w:w="4320"/>
+            <w:tcW w:type="dxa" w:w="4703"/>
+            <w:vAlign w:val="center"/>
           </w:tcPr>
           <w:p>
             <w:pPr>
               <w:jc w:val="center"/>
             </w:pPr>
+            <w:r/>
             <w:r>
               <w:rPr>
-                <w:b/>
-                <w:sz w:val="20"/>
+                <w:rFonts w:eastAsia="Malgun Gothic" w:ascii="Malgun Gothic" w:hAnsi="Malgun Gothic"/>
+                <w:sz w:val="18"/>
               </w:rPr>
               <w:t>갑→을 이전 총액 (B)</w:t>
             </w:r>
@@ -2139,16 +2637,18 @@
         </w:tc>
         <w:tc>
           <w:tcPr>
-            <w:tcW w:type="dxa" w:w="4320"/>
+            <w:tcW w:type="dxa" w:w="4703"/>
+            <w:vAlign w:val="center"/>
           </w:tcPr>
           <w:p>
             <w:pPr>
               <w:jc w:val="center"/>
             </w:pPr>
+            <w:r/>
             <w:r>
               <w:rPr>
-                <w:b w:val="0"/>
-                <w:sz w:val="20"/>
+                <w:rFonts w:eastAsia="Malgun Gothic" w:ascii="Malgun Gothic" w:hAnsi="Malgun Gothic"/>
+                <w:sz w:val="18"/>
               </w:rPr>
               <w:t>금                              원정</w:t>
             </w:r>
@@ -2158,16 +2658,18 @@
       <w:tr>
         <w:tc>
           <w:tcPr>
-            <w:tcW w:type="dxa" w:w="4320"/>
+            <w:tcW w:type="dxa" w:w="4703"/>
+            <w:vAlign w:val="center"/>
           </w:tcPr>
           <w:p>
             <w:pPr>
               <w:jc w:val="center"/>
             </w:pPr>
+            <w:r/>
             <w:r>
               <w:rPr>
-                <w:b/>
-                <w:sz w:val="20"/>
+                <w:rFonts w:eastAsia="Malgun Gothic" w:ascii="Malgun Gothic" w:hAnsi="Malgun Gothic"/>
+                <w:sz w:val="18"/>
               </w:rPr>
               <w:t>순채권액 (A - B)</w:t>
             </w:r>
@@ -2175,16 +2677,18 @@
         </w:tc>
         <w:tc>
           <w:tcPr>
-            <w:tcW w:type="dxa" w:w="4320"/>
+            <w:tcW w:type="dxa" w:w="4703"/>
+            <w:vAlign w:val="center"/>
           </w:tcPr>
           <w:p>
             <w:pPr>
               <w:jc w:val="center"/>
             </w:pPr>
+            <w:r/>
             <w:r>
               <w:rPr>
-                <w:b w:val="0"/>
-                <w:sz w:val="20"/>
+                <w:rFonts w:eastAsia="Malgun Gothic" w:ascii="Malgun Gothic" w:hAnsi="Malgun Gothic"/>
+                <w:sz w:val="18"/>
               </w:rPr>
               <w:t>금                              원정</w:t>
             </w:r>
@@ -2194,16 +2698,18 @@
       <w:tr>
         <w:tc>
           <w:tcPr>
-            <w:tcW w:type="dxa" w:w="4320"/>
+            <w:tcW w:type="dxa" w:w="4703"/>
+            <w:vAlign w:val="center"/>
           </w:tcPr>
           <w:p>
             <w:pPr>
               <w:jc w:val="center"/>
             </w:pPr>
+            <w:r/>
             <w:r>
               <w:rPr>
-                <w:b/>
-                <w:sz w:val="20"/>
+                <w:rFonts w:eastAsia="Malgun Gothic" w:ascii="Malgun Gothic" w:hAnsi="Malgun Gothic"/>
+                <w:sz w:val="18"/>
               </w:rPr>
               <w:t>상계 적용 금액</w:t>
             </w:r>
@@ -2211,16 +2717,18 @@
         </w:tc>
         <w:tc>
           <w:tcPr>
-            <w:tcW w:type="dxa" w:w="4320"/>
+            <w:tcW w:type="dxa" w:w="4703"/>
+            <w:vAlign w:val="center"/>
           </w:tcPr>
           <w:p>
             <w:pPr>
               <w:jc w:val="center"/>
             </w:pPr>
+            <w:r/>
             <w:r>
               <w:rPr>
-                <w:b w:val="0"/>
-                <w:sz w:val="20"/>
+                <w:rFonts w:eastAsia="Malgun Gothic" w:ascii="Malgun Gothic" w:hAnsi="Malgun Gothic"/>
+                <w:sz w:val="18"/>
               </w:rPr>
               <w:t>금                              원정</w:t>
             </w:r>
@@ -2232,48 +2740,63 @@
     <w:p>
       <w:r>
         <w:rPr>
+          <w:rFonts w:eastAsia="Malgun Gothic" w:ascii="Malgun Gothic" w:hAnsi="Malgun Gothic"/>
           <w:b/>
-          <w:sz w:val="24"/>
+          <w:sz w:val="22"/>
         </w:rPr>
         <w:t>제5조 (비트코인/거래소 공동 자금 운용 정리)</w:t>
       </w:r>
     </w:p>
     <w:p>
       <w:pPr>
-        <w:ind w:left="567"/>
+        <w:ind w:left="283"/>
       </w:pPr>
       <w:r>
         <w:rPr>
+          <w:rFonts w:eastAsia="Malgun Gothic" w:ascii="Malgun Gothic" w:hAnsi="Malgun Gothic"/>
+          <w:b w:val="0"/>
           <w:sz w:val="20"/>
         </w:rPr>
-        <w:t>1. 갑과 을은 아래 거래소에서 공동으로 자금을 운용한 사실을 확인한다.</w:t>
+        <w:t>① 갑과 을은 아래 거래소에서 공동으로 자금을 운용한 사실을 확인한다.</w:t>
       </w:r>
     </w:p>
     <w:p>
       <w:pPr>
-        <w:ind w:left="567"/>
+        <w:ind w:left="283"/>
       </w:pPr>
       <w:r>
         <w:rPr>
+          <w:rFonts w:eastAsia="Malgun Gothic" w:ascii="Malgun Gothic" w:hAnsi="Malgun Gothic"/>
+          <w:b w:val="0"/>
           <w:sz w:val="20"/>
         </w:rPr>
-        <w:t xml:space="preserve">   - 거래소명:                              (예: 바이난스, 업비트 등)</w:t>
+        <w:t xml:space="preserve">    거래소명:                         (예: 바이난스, 업비트)</w:t>
       </w:r>
     </w:p>
     <w:p>
       <w:pPr>
-        <w:ind w:left="567"/>
+        <w:ind w:left="283"/>
       </w:pPr>
       <w:r>
         <w:rPr>
+          <w:rFonts w:eastAsia="Malgun Gothic" w:ascii="Malgun Gothic" w:hAnsi="Malgun Gothic"/>
+          <w:b w:val="0"/>
           <w:sz w:val="20"/>
         </w:rPr>
-        <w:t xml:space="preserve">   - 운용 기간: 20    년    월 ~ 20    년    월</w:t>
+        <w:t xml:space="preserve">    운용 기간: 20    년    월 ~ 20    년    월</w:t>
       </w:r>
     </w:p>
     <w:p>
+      <w:pPr>
+        <w:ind w:left="283"/>
+      </w:pPr>
       <w:r>
-        <w:t>2. 원금 투입 내역:</w:t>
+        <w:rPr>
+          <w:rFonts w:eastAsia="Malgun Gothic" w:ascii="Malgun Gothic" w:hAnsi="Malgun Gothic"/>
+          <w:b w:val="0"/>
+          <w:sz w:val="20"/>
+        </w:rPr>
+        <w:t>② 원금 투입 내역:</w:t>
       </w:r>
     </w:p>
     <w:tbl>
@@ -2284,38 +2807,46 @@
         <w:tblLook w:firstColumn="1" w:firstRow="1" w:lastColumn="0" w:lastRow="0" w:noHBand="0" w:noVBand="1" w:val="04A0"/>
       </w:tblPr>
       <w:tblGrid>
-        <w:gridCol w:w="2880"/>
-        <w:gridCol w:w="2880"/>
-        <w:gridCol w:w="2880"/>
+        <w:gridCol w:w="3135"/>
+        <w:gridCol w:w="3135"/>
+        <w:gridCol w:w="3135"/>
       </w:tblGrid>
       <w:tr>
         <w:tc>
           <w:tcPr>
-            <w:tcW w:type="dxa" w:w="2880"/>
+            <w:tcW w:type="dxa" w:w="3135"/>
+            <w:vAlign w:val="center"/>
+            <w:shd w:fill="E8EAF6"/>
           </w:tcPr>
           <w:p>
             <w:pPr>
               <w:jc w:val="center"/>
             </w:pPr>
+            <w:r/>
             <w:r>
               <w:rPr>
+                <w:rFonts w:eastAsia="Malgun Gothic" w:ascii="Malgun Gothic" w:hAnsi="Malgun Gothic"/>
                 <w:b/>
                 <w:sz w:val="20"/>
               </w:rPr>
-              <w:t>구분</w:t>
+              <w:t>구 분</w:t>
             </w:r>
           </w:p>
         </w:tc>
         <w:tc>
           <w:tcPr>
-            <w:tcW w:type="dxa" w:w="2880"/>
+            <w:tcW w:type="dxa" w:w="3135"/>
+            <w:vAlign w:val="center"/>
+            <w:shd w:fill="E8EAF6"/>
           </w:tcPr>
           <w:p>
             <w:pPr>
               <w:jc w:val="center"/>
             </w:pPr>
+            <w:r/>
             <w:r>
               <w:rPr>
+                <w:rFonts w:eastAsia="Malgun Gothic" w:ascii="Malgun Gothic" w:hAnsi="Malgun Gothic"/>
                 <w:b/>
                 <w:sz w:val="20"/>
               </w:rPr>
@@ -2325,14 +2856,18 @@
         </w:tc>
         <w:tc>
           <w:tcPr>
-            <w:tcW w:type="dxa" w:w="2880"/>
+            <w:tcW w:type="dxa" w:w="3135"/>
+            <w:vAlign w:val="center"/>
+            <w:shd w:fill="E8EAF6"/>
           </w:tcPr>
           <w:p>
             <w:pPr>
               <w:jc w:val="center"/>
             </w:pPr>
+            <w:r/>
             <w:r>
               <w:rPr>
+                <w:rFonts w:eastAsia="Malgun Gothic" w:ascii="Malgun Gothic" w:hAnsi="Malgun Gothic"/>
                 <w:b/>
                 <w:sz w:val="20"/>
               </w:rPr>
@@ -2344,16 +2879,18 @@
       <w:tr>
         <w:tc>
           <w:tcPr>
-            <w:tcW w:type="dxa" w:w="2880"/>
+            <w:tcW w:type="dxa" w:w="3135"/>
+            <w:vAlign w:val="center"/>
           </w:tcPr>
           <w:p>
             <w:pPr>
               <w:jc w:val="center"/>
             </w:pPr>
+            <w:r/>
             <w:r>
               <w:rPr>
-                <w:b w:val="0"/>
-                <w:sz w:val="20"/>
+                <w:rFonts w:eastAsia="Malgun Gothic" w:ascii="Malgun Gothic" w:hAnsi="Malgun Gothic"/>
+                <w:sz w:val="18"/>
               </w:rPr>
               <w:t>갑 (아버지)</w:t>
             </w:r>
@@ -2361,35 +2898,39 @@
         </w:tc>
         <w:tc>
           <w:tcPr>
-            <w:tcW w:type="dxa" w:w="2880"/>
+            <w:tcW w:type="dxa" w:w="3135"/>
+            <w:vAlign w:val="center"/>
           </w:tcPr>
           <w:p>
             <w:pPr>
               <w:jc w:val="center"/>
             </w:pPr>
+            <w:r/>
             <w:r>
               <w:rPr>
-                <w:b w:val="0"/>
-                <w:sz w:val="20"/>
+                <w:rFonts w:eastAsia="Malgun Gothic" w:ascii="Malgun Gothic" w:hAnsi="Malgun Gothic"/>
+                <w:sz w:val="18"/>
               </w:rPr>
-              <w:t>금                    원</w:t>
+              <w:t>금              원</w:t>
             </w:r>
           </w:p>
         </w:tc>
         <w:tc>
           <w:tcPr>
-            <w:tcW w:type="dxa" w:w="2880"/>
+            <w:tcW w:type="dxa" w:w="3135"/>
+            <w:vAlign w:val="center"/>
           </w:tcPr>
           <w:p>
             <w:pPr>
               <w:jc w:val="center"/>
             </w:pPr>
+            <w:r/>
             <w:r>
               <w:rPr>
-                <w:b w:val="0"/>
-                <w:sz w:val="20"/>
+                <w:rFonts w:eastAsia="Malgun Gothic" w:ascii="Malgun Gothic" w:hAnsi="Malgun Gothic"/>
+                <w:sz w:val="18"/>
               </w:rPr>
-              <w:t>거래소 입금 내역</w:t>
+              <w:t>거래소 입금내역</w:t>
             </w:r>
           </w:p>
         </w:tc>
@@ -2397,16 +2938,18 @@
       <w:tr>
         <w:tc>
           <w:tcPr>
-            <w:tcW w:type="dxa" w:w="2880"/>
+            <w:tcW w:type="dxa" w:w="3135"/>
+            <w:vAlign w:val="center"/>
           </w:tcPr>
           <w:p>
             <w:pPr>
               <w:jc w:val="center"/>
             </w:pPr>
+            <w:r/>
             <w:r>
               <w:rPr>
-                <w:b w:val="0"/>
-                <w:sz w:val="20"/>
+                <w:rFonts w:eastAsia="Malgun Gothic" w:ascii="Malgun Gothic" w:hAnsi="Malgun Gothic"/>
+                <w:sz w:val="18"/>
               </w:rPr>
               <w:t>을 (딸)</w:t>
             </w:r>
@@ -2414,44 +2957,55 @@
         </w:tc>
         <w:tc>
           <w:tcPr>
-            <w:tcW w:type="dxa" w:w="2880"/>
+            <w:tcW w:type="dxa" w:w="3135"/>
+            <w:vAlign w:val="center"/>
           </w:tcPr>
           <w:p>
             <w:pPr>
               <w:jc w:val="center"/>
             </w:pPr>
+            <w:r/>
             <w:r>
               <w:rPr>
-                <w:b w:val="0"/>
-                <w:sz w:val="20"/>
+                <w:rFonts w:eastAsia="Malgun Gothic" w:ascii="Malgun Gothic" w:hAnsi="Malgun Gothic"/>
+                <w:sz w:val="18"/>
               </w:rPr>
-              <w:t>금                    원</w:t>
+              <w:t>금              원</w:t>
             </w:r>
           </w:p>
         </w:tc>
         <w:tc>
           <w:tcPr>
-            <w:tcW w:type="dxa" w:w="2880"/>
+            <w:tcW w:type="dxa" w:w="3135"/>
+            <w:vAlign w:val="center"/>
           </w:tcPr>
           <w:p>
             <w:pPr>
               <w:jc w:val="center"/>
             </w:pPr>
+            <w:r/>
             <w:r>
               <w:rPr>
-                <w:b w:val="0"/>
-                <w:sz w:val="20"/>
+                <w:rFonts w:eastAsia="Malgun Gothic" w:ascii="Malgun Gothic" w:hAnsi="Malgun Gothic"/>
+                <w:sz w:val="18"/>
               </w:rPr>
-              <w:t>거래소 입금 내역</w:t>
+              <w:t>거래소 입금내역</w:t>
             </w:r>
           </w:p>
         </w:tc>
       </w:tr>
     </w:tbl>
-    <w:p/>
     <w:p>
+      <w:pPr>
+        <w:ind w:left="283"/>
+      </w:pPr>
       <w:r>
-        <w:t>3. 운용 결과:</w:t>
+        <w:rPr>
+          <w:rFonts w:eastAsia="Malgun Gothic" w:ascii="Malgun Gothic" w:hAnsi="Malgun Gothic"/>
+          <w:b w:val="0"/>
+          <w:sz w:val="20"/>
+        </w:rPr>
+        <w:t>③ 운용 결과:</w:t>
       </w:r>
     </w:p>
     <w:tbl>
@@ -2462,22 +3016,68 @@
         <w:tblLook w:firstColumn="1" w:firstRow="1" w:lastColumn="0" w:lastRow="0" w:noHBand="0" w:noVBand="1" w:val="04A0"/>
       </w:tblPr>
       <w:tblGrid>
-        <w:gridCol w:w="4320"/>
-        <w:gridCol w:w="4320"/>
+        <w:gridCol w:w="4703"/>
+        <w:gridCol w:w="4703"/>
       </w:tblGrid>
       <w:tr>
         <w:tc>
           <w:tcPr>
-            <w:tcW w:type="dxa" w:w="4320"/>
+            <w:tcW w:type="dxa" w:w="4703"/>
+            <w:vAlign w:val="center"/>
+            <w:shd w:fill="E8EAF6"/>
           </w:tcPr>
           <w:p>
             <w:pPr>
               <w:jc w:val="center"/>
             </w:pPr>
+            <w:r/>
             <w:r>
               <w:rPr>
+                <w:rFonts w:eastAsia="Malgun Gothic" w:ascii="Malgun Gothic" w:hAnsi="Malgun Gothic"/>
                 <w:b/>
                 <w:sz w:val="20"/>
+              </w:rPr>
+              <w:t>항 목</w:t>
+            </w:r>
+          </w:p>
+        </w:tc>
+        <w:tc>
+          <w:tcPr>
+            <w:tcW w:type="dxa" w:w="4703"/>
+            <w:vAlign w:val="center"/>
+            <w:shd w:fill="E8EAF6"/>
+          </w:tcPr>
+          <w:p>
+            <w:pPr>
+              <w:jc w:val="center"/>
+            </w:pPr>
+            <w:r/>
+            <w:r>
+              <w:rPr>
+                <w:rFonts w:eastAsia="Malgun Gothic" w:ascii="Malgun Gothic" w:hAnsi="Malgun Gothic"/>
+                <w:b/>
+                <w:sz w:val="20"/>
+              </w:rPr>
+              <w:t>내 용</w:t>
+            </w:r>
+          </w:p>
+        </w:tc>
+      </w:tr>
+      <w:tr>
+        <w:tc>
+          <w:tcPr>
+            <w:tcW w:type="dxa" w:w="4703"/>
+            <w:vAlign w:val="center"/>
+          </w:tcPr>
+          <w:p>
+            <w:pPr>
+              <w:jc w:val="center"/>
+            </w:pPr>
+            <w:r/>
+            <w:r>
+              <w:rPr>
+                <w:rFonts w:eastAsia="Malgun Gothic" w:ascii="Malgun Gothic" w:hAnsi="Malgun Gothic"/>
+                <w:sz w:val="18"/>
               </w:rPr>
               <w:t>현재 평가액</w:t>
             </w:r>
@@ -2485,18 +3085,20 @@
         </w:tc>
         <w:tc>
           <w:tcPr>
-            <w:tcW w:type="dxa" w:w="4320"/>
+            <w:tcW w:type="dxa" w:w="4703"/>
+            <w:vAlign w:val="center"/>
           </w:tcPr>
           <w:p>
             <w:pPr>
               <w:jc w:val="center"/>
             </w:pPr>
+            <w:r/>
             <w:r>
               <w:rPr>
-                <w:b w:val="0"/>
-                <w:sz w:val="20"/>
+                <w:rFonts w:eastAsia="Malgun Gothic" w:ascii="Malgun Gothic" w:hAnsi="Malgun Gothic"/>
+                <w:sz w:val="18"/>
               </w:rPr>
-              <w:t>금                    원 (기준일: 20    년    월    일)</w:t>
+              <w:t>금              원 (기준일:    년    월    일)</w:t>
             </w:r>
           </w:p>
         </w:tc>
@@ -2504,16 +3106,18 @@
       <w:tr>
         <w:tc>
           <w:tcPr>
-            <w:tcW w:type="dxa" w:w="4320"/>
+            <w:tcW w:type="dxa" w:w="4703"/>
+            <w:vAlign w:val="center"/>
           </w:tcPr>
           <w:p>
             <w:pPr>
               <w:jc w:val="center"/>
             </w:pPr>
+            <w:r/>
             <w:r>
               <w:rPr>
-                <w:b/>
-                <w:sz w:val="20"/>
+                <w:rFonts w:eastAsia="Malgun Gothic" w:ascii="Malgun Gothic" w:hAnsi="Malgun Gothic"/>
+                <w:sz w:val="18"/>
               </w:rPr>
               <w:t>총 손익</w:t>
             </w:r>
@@ -2521,18 +3125,20 @@
         </w:tc>
         <w:tc>
           <w:tcPr>
-            <w:tcW w:type="dxa" w:w="4320"/>
+            <w:tcW w:type="dxa" w:w="4703"/>
+            <w:vAlign w:val="center"/>
           </w:tcPr>
           <w:p>
             <w:pPr>
               <w:jc w:val="center"/>
             </w:pPr>
+            <w:r/>
             <w:r>
               <w:rPr>
-                <w:b w:val="0"/>
-                <w:sz w:val="20"/>
+                <w:rFonts w:eastAsia="Malgun Gothic" w:ascii="Malgun Gothic" w:hAnsi="Malgun Gothic"/>
+                <w:sz w:val="18"/>
               </w:rPr>
-              <w:t>[ ] 수익 / [ ] 손실   금                    원</w:t>
+              <w:t>[ ] 수익 / [ ] 손실   금              원</w:t>
             </w:r>
           </w:p>
         </w:tc>
@@ -2540,16 +3146,18 @@
       <w:tr>
         <w:tc>
           <w:tcPr>
-            <w:tcW w:type="dxa" w:w="4320"/>
+            <w:tcW w:type="dxa" w:w="4703"/>
+            <w:vAlign w:val="center"/>
           </w:tcPr>
           <w:p>
             <w:pPr>
               <w:jc w:val="center"/>
             </w:pPr>
+            <w:r/>
             <w:r>
               <w:rPr>
-                <w:b/>
-                <w:sz w:val="20"/>
+                <w:rFonts w:eastAsia="Malgun Gothic" w:ascii="Malgun Gothic" w:hAnsi="Malgun Gothic"/>
+                <w:sz w:val="18"/>
               </w:rPr>
               <w:t>월별 최고 수익</w:t>
             </w:r>
@@ -2557,18 +3165,20 @@
         </w:tc>
         <w:tc>
           <w:tcPr>
-            <w:tcW w:type="dxa" w:w="4320"/>
+            <w:tcW w:type="dxa" w:w="4703"/>
+            <w:vAlign w:val="center"/>
           </w:tcPr>
           <w:p>
             <w:pPr>
               <w:jc w:val="center"/>
             </w:pPr>
+            <w:r/>
             <w:r>
               <w:rPr>
-                <w:b w:val="0"/>
-                <w:sz w:val="20"/>
+                <w:rFonts w:eastAsia="Malgun Gothic" w:ascii="Malgun Gothic" w:hAnsi="Malgun Gothic"/>
+                <w:sz w:val="18"/>
               </w:rPr>
-              <w:t xml:space="preserve">        년     월 (금                    원)</w:t>
+              <w:t xml:space="preserve">    년    월 (금              원)</w:t>
             </w:r>
           </w:p>
         </w:tc>
@@ -2576,16 +3186,18 @@
       <w:tr>
         <w:tc>
           <w:tcPr>
-            <w:tcW w:type="dxa" w:w="4320"/>
+            <w:tcW w:type="dxa" w:w="4703"/>
+            <w:vAlign w:val="center"/>
           </w:tcPr>
           <w:p>
             <w:pPr>
               <w:jc w:val="center"/>
             </w:pPr>
+            <w:r/>
             <w:r>
               <w:rPr>
-                <w:b/>
-                <w:sz w:val="20"/>
+                <w:rFonts w:eastAsia="Malgun Gothic" w:ascii="Malgun Gothic" w:hAnsi="Malgun Gothic"/>
+                <w:sz w:val="18"/>
               </w:rPr>
               <w:t>월별 최대 손실</w:t>
             </w:r>
@@ -2593,18 +3205,20 @@
         </w:tc>
         <w:tc>
           <w:tcPr>
-            <w:tcW w:type="dxa" w:w="4320"/>
+            <w:tcW w:type="dxa" w:w="4703"/>
+            <w:vAlign w:val="center"/>
           </w:tcPr>
           <w:p>
             <w:pPr>
               <w:jc w:val="center"/>
             </w:pPr>
+            <w:r/>
             <w:r>
               <w:rPr>
-                <w:b w:val="0"/>
-                <w:sz w:val="20"/>
+                <w:rFonts w:eastAsia="Malgun Gothic" w:ascii="Malgun Gothic" w:hAnsi="Malgun Gothic"/>
+                <w:sz w:val="18"/>
               </w:rPr>
-              <w:t xml:space="preserve">        년     월 (금                    원)</w:t>
+              <w:t xml:space="preserve">    년    월 (금              원)</w:t>
             </w:r>
           </w:p>
         </w:tc>
@@ -2612,16 +3226,18 @@
       <w:tr>
         <w:tc>
           <w:tcPr>
-            <w:tcW w:type="dxa" w:w="4320"/>
+            <w:tcW w:type="dxa" w:w="4703"/>
+            <w:vAlign w:val="center"/>
           </w:tcPr>
           <w:p>
             <w:pPr>
               <w:jc w:val="center"/>
             </w:pPr>
+            <w:r/>
             <w:r>
               <w:rPr>
-                <w:b/>
-                <w:sz w:val="20"/>
+                <w:rFonts w:eastAsia="Malgun Gothic" w:ascii="Malgun Gothic" w:hAnsi="Malgun Gothic"/>
+                <w:sz w:val="18"/>
               </w:rPr>
               <w:t>정산 방법</w:t>
             </w:r>
@@ -2629,18 +3245,20 @@
         </w:tc>
         <w:tc>
           <w:tcPr>
-            <w:tcW w:type="dxa" w:w="4320"/>
+            <w:tcW w:type="dxa" w:w="4703"/>
+            <w:vAlign w:val="center"/>
           </w:tcPr>
           <w:p>
             <w:pPr>
               <w:jc w:val="center"/>
             </w:pPr>
+            <w:r/>
             <w:r>
               <w:rPr>
-                <w:b w:val="0"/>
-                <w:sz w:val="20"/>
+                <w:rFonts w:eastAsia="Malgun Gothic" w:ascii="Malgun Gothic" w:hAnsi="Malgun Gothic"/>
+                <w:sz w:val="18"/>
               </w:rPr>
-              <w:t>[ ] 지분 비율 정산 / [ ] 합의서 포함 / [ ] 기타</w:t>
+              <w:t>[ ] 지분비율 정산 / [ ] 합의서 포함 / [ ] 기타</w:t>
             </w:r>
           </w:p>
         </w:tc>
@@ -2650,103 +3268,120 @@
     <w:p>
       <w:r>
         <w:rPr>
+          <w:rFonts w:eastAsia="Malgun Gothic" w:ascii="Malgun Gothic" w:hAnsi="Malgun Gothic"/>
           <w:b/>
-          <w:sz w:val="24"/>
+          <w:sz w:val="22"/>
         </w:rPr>
         <w:t>제6조 (상계 합의)</w:t>
       </w:r>
     </w:p>
     <w:p>
       <w:pPr>
-        <w:ind w:left="567"/>
+        <w:ind w:left="283"/>
       </w:pPr>
       <w:r>
         <w:rPr>
+          <w:rFonts w:eastAsia="Malgun Gothic" w:ascii="Malgun Gothic" w:hAnsi="Malgun Gothic"/>
+          <w:b w:val="0"/>
           <w:sz w:val="20"/>
         </w:rPr>
-        <w:t>1. 갑과 을은 제4조의 순채권액 중 금                    원을 백송한신아파트 매매대금(금 일억오천만원정)과 상계 처리하기로 합의한다.</w:t>
+        <w:t>① 갑과 을은 제4조의 순채권액 중 금              원을 백송한신아파트 매매대금(금 일억오천만원정)과 상계 처리하기로 합의한다.</w:t>
       </w:r>
     </w:p>
     <w:p>
       <w:pPr>
-        <w:ind w:left="567"/>
+        <w:ind w:left="283"/>
       </w:pPr>
       <w:r>
         <w:rPr>
+          <w:rFonts w:eastAsia="Malgun Gothic" w:ascii="Malgun Gothic" w:hAnsi="Malgun Gothic"/>
+          <w:b w:val="0"/>
           <w:sz w:val="20"/>
         </w:rPr>
-        <w:t>2. 상계 후 매수인(을)이 추가로 지급할 잔액은 금                    원이며, 이는 매매계약서 제2조에 따라 지급한다.</w:t>
+        <w:t>② 상계 후 매수인(을)이 추가로 지급할 잔액은 금              원이며, 매매계약서 제2조에 따라 지급한다.</w:t>
       </w:r>
     </w:p>
     <w:p>
       <w:pPr>
-        <w:ind w:left="567"/>
+        <w:ind w:left="283"/>
       </w:pPr>
       <w:r>
         <w:rPr>
+          <w:rFonts w:eastAsia="Malgun Gothic" w:ascii="Malgun Gothic" w:hAnsi="Malgun Gothic"/>
+          <w:b w:val="0"/>
           <w:sz w:val="20"/>
         </w:rPr>
-        <w:t>3. 본 상계 처리로 제4조의 순채권액 중 상계 적용 금액에 해당하는 채권은 소멸한다.</w:t>
+        <w:t>③ 본 상계 처리로 상계 적용 금액에 해당하는 채권은 소멸한다.</w:t>
       </w:r>
     </w:p>
     <w:p/>
     <w:p>
       <w:r>
         <w:rPr>
+          <w:rFonts w:eastAsia="Malgun Gothic" w:ascii="Malgun Gothic" w:hAnsi="Malgun Gothic"/>
           <w:b/>
-          <w:sz w:val="24"/>
+          <w:sz w:val="22"/>
         </w:rPr>
         <w:t>제7조 (확인 및 보증)</w:t>
       </w:r>
     </w:p>
     <w:p>
       <w:pPr>
-        <w:ind w:left="567"/>
+        <w:ind w:left="283"/>
       </w:pPr>
       <w:r>
         <w:rPr>
+          <w:rFonts w:eastAsia="Malgun Gothic" w:ascii="Malgun Gothic" w:hAnsi="Malgun Gothic"/>
+          <w:b w:val="0"/>
           <w:sz w:val="20"/>
         </w:rPr>
-        <w:t>1. 갑과 을은 본 확인서에 기재된 금액 및 거래 내역이 사실과 부합함을 확인한다.</w:t>
+        <w:t>① 갑과 을은 본 확인서에 기재된 금액 및 거래 내역이 사실과 부합함을 확인한다.</w:t>
       </w:r>
     </w:p>
     <w:p>
       <w:pPr>
-        <w:ind w:left="567"/>
+        <w:ind w:left="283"/>
       </w:pPr>
       <w:r>
         <w:rPr>
+          <w:rFonts w:eastAsia="Malgun Gothic" w:ascii="Malgun Gothic" w:hAnsi="Malgun Gothic"/>
+          <w:b w:val="0"/>
           <w:sz w:val="20"/>
         </w:rPr>
-        <w:t>2. 본 확인서는 향후 세무 조사 또는 법적 분쟁 시 증거 자료로 사용될 수 있다.</w:t>
+        <w:t>② 본 확인서는 향후 세무 조사 또는 법적 분쟁 시 증거 자료로 사용될 수 있다.</w:t>
       </w:r>
     </w:p>
     <w:p>
       <w:pPr>
-        <w:ind w:left="567"/>
+        <w:ind w:left="283"/>
       </w:pPr>
       <w:r>
         <w:rPr>
+          <w:rFonts w:eastAsia="Malgun Gothic" w:ascii="Malgun Gothic" w:hAnsi="Malgun Gothic"/>
+          <w:b w:val="0"/>
           <w:sz w:val="20"/>
         </w:rPr>
-        <w:t>3. 본 확인서에 기재되지 않은 추가 채권채무 관계는 없음을 상호 확인한다.</w:t>
+        <w:t>③ 본 확인서에 기재되지 않은 추가 채권채무 관계는 없음을 상호 확인한다.</w:t>
       </w:r>
     </w:p>
     <w:p>
       <w:pPr>
-        <w:ind w:left="567"/>
+        <w:ind w:left="283"/>
       </w:pPr>
       <w:r>
         <w:rPr>
+          <w:rFonts w:eastAsia="Malgun Gothic" w:ascii="Malgun Gothic" w:hAnsi="Malgun Gothic"/>
+          <w:b w:val="0"/>
           <w:sz w:val="20"/>
         </w:rPr>
-        <w:t>4. 허위 기재로 인한 법적 책임은 해당 당사자가 부담한다.</w:t>
+        <w:t>④ 허위 기재로 인한 법적 책임은 해당 당사자가 부담한다.</w:t>
       </w:r>
     </w:p>
     <w:p/>
     <w:p>
       <w:r>
         <w:rPr>
+          <w:rFonts w:eastAsia="Malgun Gothic" w:ascii="Malgun Gothic" w:hAnsi="Malgun Gothic"/>
           <w:b/>
           <w:sz w:val="26"/>
         </w:rPr>
@@ -2755,10 +3390,12 @@
     </w:p>
     <w:p>
       <w:pPr>
-        <w:ind w:left="567"/>
+        <w:ind w:left="283"/>
       </w:pPr>
       <w:r>
         <w:rPr>
+          <w:rFonts w:eastAsia="Malgun Gothic" w:ascii="Malgun Gothic" w:hAnsi="Malgun Gothic"/>
+          <w:b w:val="0"/>
           <w:sz w:val="20"/>
         </w:rPr>
         <w:t>1. 은행 계좌 거래내역 확인서 (각 은행별)</w:t>
@@ -2766,21 +3403,25 @@
     </w:p>
     <w:p>
       <w:pPr>
-        <w:ind w:left="567"/>
+        <w:ind w:left="283"/>
       </w:pPr>
       <w:r>
         <w:rPr>
+          <w:rFonts w:eastAsia="Malgun Gothic" w:ascii="Malgun Gothic" w:hAnsi="Malgun Gothic"/>
+          <w:b w:val="0"/>
           <w:sz w:val="20"/>
         </w:rPr>
-        <w:t>2. 거래소(바이난스 등) 입출금 내역서</w:t>
+        <w:t>2. 거래소 입출금 내역서 (바이난스 등)</w:t>
       </w:r>
     </w:p>
     <w:p>
       <w:pPr>
-        <w:ind w:left="567"/>
+        <w:ind w:left="283"/>
       </w:pPr>
       <w:r>
         <w:rPr>
+          <w:rFonts w:eastAsia="Malgun Gothic" w:ascii="Malgun Gothic" w:hAnsi="Malgun Gothic"/>
+          <w:b w:val="0"/>
           <w:sz w:val="20"/>
         </w:rPr>
         <w:t>3. 거래소 손익 리포트 / 잔고 스크린샷</w:t>
@@ -2788,10 +3429,12 @@
     </w:p>
     <w:p>
       <w:pPr>
-        <w:ind w:left="567"/>
+        <w:ind w:left="283"/>
       </w:pPr>
       <w:r>
         <w:rPr>
+          <w:rFonts w:eastAsia="Malgun Gothic" w:ascii="Malgun Gothic" w:hAnsi="Malgun Gothic"/>
+          <w:b w:val="0"/>
           <w:sz w:val="20"/>
         </w:rPr>
         <w:t>4. 기존 차용증 또는 약정서 (있는 경우)</w:t>
@@ -2799,10 +3442,12 @@
     </w:p>
     <w:p>
       <w:pPr>
-        <w:ind w:left="567"/>
+        <w:ind w:left="283"/>
       </w:pPr>
       <w:r>
         <w:rPr>
+          <w:rFonts w:eastAsia="Malgun Gothic" w:ascii="Malgun Gothic" w:hAnsi="Malgun Gothic"/>
+          <w:b w:val="0"/>
           <w:sz w:val="20"/>
         </w:rPr>
         <w:t>5. 기타 자금 이동 증빙 자료</w:t>
@@ -2816,6 +3461,8 @@
       </w:pPr>
       <w:r>
         <w:rPr>
+          <w:rFonts w:eastAsia="Malgun Gothic" w:ascii="Malgun Gothic" w:hAnsi="Malgun Gothic"/>
+          <w:b w:val="0"/>
           <w:sz w:val="22"/>
         </w:rPr>
         <w:t>위 내용이 사실과 다름없음을 확인하고, 상계 처리에 합의하여 서명 날인한다.</w:t>
@@ -2828,71 +3475,423 @@
       </w:pPr>
       <w:r>
         <w:rPr>
+          <w:rFonts w:eastAsia="Malgun Gothic" w:ascii="Malgun Gothic" w:hAnsi="Malgun Gothic"/>
+          <w:b w:val="0"/>
           <w:sz w:val="26"/>
         </w:rPr>
         <w:t>20      년      월      일</w:t>
       </w:r>
     </w:p>
     <w:p/>
+    <w:tbl>
+      <w:tblPr>
+        <w:tblStyle w:val="TableGrid"/>
+        <w:tblW w:type="auto" w:w="0"/>
+        <w:jc w:val="center"/>
+        <w:tblLook w:firstColumn="1" w:firstRow="1" w:lastColumn="0" w:lastRow="0" w:noHBand="0" w:noVBand="1" w:val="04A0"/>
+      </w:tblPr>
+      <w:tblGrid>
+        <w:gridCol w:w="2351"/>
+        <w:gridCol w:w="2351"/>
+        <w:gridCol w:w="2351"/>
+        <w:gridCol w:w="2351"/>
+      </w:tblGrid>
+      <w:tr>
+        <w:tc>
+          <w:tcPr>
+            <w:tcW w:type="dxa" w:w="2351"/>
+            <w:vAlign w:val="center"/>
+            <w:shd w:fill="E8EAF6"/>
+          </w:tcPr>
+          <w:p>
+            <w:pPr>
+              <w:jc w:val="center"/>
+            </w:pPr>
+            <w:r/>
+            <w:r>
+              <w:rPr>
+                <w:rFonts w:eastAsia="Malgun Gothic" w:ascii="Malgun Gothic" w:hAnsi="Malgun Gothic"/>
+                <w:b/>
+                <w:sz w:val="20"/>
+              </w:rPr>
+              <w:t>구 분</w:t>
+            </w:r>
+          </w:p>
+        </w:tc>
+        <w:tc>
+          <w:tcPr>
+            <w:tcW w:type="dxa" w:w="2351"/>
+            <w:vAlign w:val="center"/>
+            <w:shd w:fill="E8EAF6"/>
+          </w:tcPr>
+          <w:p>
+            <w:pPr>
+              <w:jc w:val="center"/>
+            </w:pPr>
+            <w:r/>
+            <w:r>
+              <w:rPr>
+                <w:rFonts w:eastAsia="Malgun Gothic" w:ascii="Malgun Gothic" w:hAnsi="Malgun Gothic"/>
+                <w:b/>
+                <w:sz w:val="20"/>
+              </w:rPr>
+              <w:t>성 명</w:t>
+            </w:r>
+          </w:p>
+        </w:tc>
+        <w:tc>
+          <w:tcPr>
+            <w:tcW w:type="dxa" w:w="2351"/>
+            <w:vAlign w:val="center"/>
+            <w:shd w:fill="E8EAF6"/>
+          </w:tcPr>
+          <w:p>
+            <w:pPr>
+              <w:jc w:val="center"/>
+            </w:pPr>
+            <w:r/>
+            <w:r>
+              <w:rPr>
+                <w:rFonts w:eastAsia="Malgun Gothic" w:ascii="Malgun Gothic" w:hAnsi="Malgun Gothic"/>
+                <w:b/>
+                <w:sz w:val="20"/>
+              </w:rPr>
+              <w:t>주 소</w:t>
+            </w:r>
+          </w:p>
+        </w:tc>
+        <w:tc>
+          <w:tcPr>
+            <w:tcW w:type="dxa" w:w="2351"/>
+            <w:vAlign w:val="center"/>
+            <w:shd w:fill="E8EAF6"/>
+          </w:tcPr>
+          <w:p>
+            <w:pPr>
+              <w:jc w:val="center"/>
+            </w:pPr>
+            <w:r/>
+            <w:r>
+              <w:rPr>
+                <w:rFonts w:eastAsia="Malgun Gothic" w:ascii="Malgun Gothic" w:hAnsi="Malgun Gothic"/>
+                <w:b/>
+                <w:sz w:val="20"/>
+              </w:rPr>
+              <w:t>서명(인)</w:t>
+            </w:r>
+          </w:p>
+        </w:tc>
+      </w:tr>
+      <w:tr>
+        <w:tc>
+          <w:tcPr>
+            <w:tcW w:type="dxa" w:w="2351"/>
+            <w:vAlign w:val="center"/>
+          </w:tcPr>
+          <w:p>
+            <w:pPr>
+              <w:jc w:val="center"/>
+            </w:pPr>
+            <w:r/>
+            <w:r>
+              <w:rPr>
+                <w:rFonts w:eastAsia="Malgun Gothic" w:ascii="Malgun Gothic" w:hAnsi="Malgun Gothic"/>
+                <w:sz w:val="18"/>
+              </w:rPr>
+              <w:t>채무자 (갑)</w:t>
+            </w:r>
+          </w:p>
+        </w:tc>
+        <w:tc>
+          <w:tcPr>
+            <w:tcW w:type="dxa" w:w="2351"/>
+            <w:vAlign w:val="center"/>
+          </w:tcPr>
+          <w:p>
+            <w:pPr>
+              <w:jc w:val="center"/>
+            </w:pPr>
+            <w:r/>
+            <w:r>
+              <w:rPr>
+                <w:rFonts w:eastAsia="Malgun Gothic" w:ascii="Malgun Gothic" w:hAnsi="Malgun Gothic"/>
+                <w:sz w:val="18"/>
+              </w:rPr>
+            </w:r>
+          </w:p>
+        </w:tc>
+        <w:tc>
+          <w:tcPr>
+            <w:tcW w:type="dxa" w:w="2351"/>
+            <w:vAlign w:val="center"/>
+          </w:tcPr>
+          <w:p>
+            <w:pPr>
+              <w:jc w:val="center"/>
+            </w:pPr>
+            <w:r/>
+            <w:r>
+              <w:rPr>
+                <w:rFonts w:eastAsia="Malgun Gothic" w:ascii="Malgun Gothic" w:hAnsi="Malgun Gothic"/>
+                <w:sz w:val="18"/>
+              </w:rPr>
+            </w:r>
+          </w:p>
+        </w:tc>
+        <w:tc>
+          <w:tcPr>
+            <w:tcW w:type="dxa" w:w="2351"/>
+            <w:vAlign w:val="center"/>
+          </w:tcPr>
+          <w:p>
+            <w:pPr>
+              <w:jc w:val="center"/>
+            </w:pPr>
+            <w:r/>
+            <w:r>
+              <w:rPr>
+                <w:rFonts w:eastAsia="Malgun Gothic" w:ascii="Malgun Gothic" w:hAnsi="Malgun Gothic"/>
+                <w:sz w:val="18"/>
+              </w:rPr>
+              <w:t>(인)</w:t>
+            </w:r>
+          </w:p>
+        </w:tc>
+      </w:tr>
+      <w:tr>
+        <w:tc>
+          <w:tcPr>
+            <w:tcW w:type="dxa" w:w="2351"/>
+            <w:vAlign w:val="center"/>
+          </w:tcPr>
+          <w:p>
+            <w:pPr>
+              <w:jc w:val="center"/>
+            </w:pPr>
+            <w:r/>
+            <w:r>
+              <w:rPr>
+                <w:rFonts w:eastAsia="Malgun Gothic" w:ascii="Malgun Gothic" w:hAnsi="Malgun Gothic"/>
+                <w:sz w:val="18"/>
+              </w:rPr>
+              <w:t>아버지</w:t>
+            </w:r>
+          </w:p>
+        </w:tc>
+        <w:tc>
+          <w:tcPr>
+            <w:tcW w:type="dxa" w:w="2351"/>
+            <w:vAlign w:val="center"/>
+          </w:tcPr>
+          <w:p>
+            <w:pPr>
+              <w:jc w:val="center"/>
+            </w:pPr>
+            <w:r/>
+            <w:r>
+              <w:rPr>
+                <w:rFonts w:eastAsia="Malgun Gothic" w:ascii="Malgun Gothic" w:hAnsi="Malgun Gothic"/>
+                <w:sz w:val="18"/>
+              </w:rPr>
+            </w:r>
+          </w:p>
+        </w:tc>
+        <w:tc>
+          <w:tcPr>
+            <w:tcW w:type="dxa" w:w="2351"/>
+            <w:vAlign w:val="center"/>
+          </w:tcPr>
+          <w:p>
+            <w:pPr>
+              <w:jc w:val="center"/>
+            </w:pPr>
+            <w:r/>
+            <w:r>
+              <w:rPr>
+                <w:rFonts w:eastAsia="Malgun Gothic" w:ascii="Malgun Gothic" w:hAnsi="Malgun Gothic"/>
+                <w:sz w:val="18"/>
+              </w:rPr>
+            </w:r>
+          </w:p>
+        </w:tc>
+        <w:tc>
+          <w:tcPr>
+            <w:tcW w:type="dxa" w:w="2351"/>
+            <w:vAlign w:val="center"/>
+          </w:tcPr>
+          <w:p>
+            <w:pPr>
+              <w:jc w:val="center"/>
+            </w:pPr>
+            <w:r/>
+            <w:r>
+              <w:rPr>
+                <w:rFonts w:eastAsia="Malgun Gothic" w:ascii="Malgun Gothic" w:hAnsi="Malgun Gothic"/>
+                <w:sz w:val="18"/>
+              </w:rPr>
+            </w:r>
+          </w:p>
+        </w:tc>
+      </w:tr>
+      <w:tr>
+        <w:tc>
+          <w:tcPr>
+            <w:tcW w:type="dxa" w:w="2351"/>
+            <w:vAlign w:val="center"/>
+          </w:tcPr>
+          <w:p>
+            <w:pPr>
+              <w:jc w:val="center"/>
+            </w:pPr>
+            <w:r/>
+            <w:r>
+              <w:rPr>
+                <w:rFonts w:eastAsia="Malgun Gothic" w:ascii="Malgun Gothic" w:hAnsi="Malgun Gothic"/>
+                <w:sz w:val="18"/>
+              </w:rPr>
+              <w:t>채권자 (을)</w:t>
+            </w:r>
+          </w:p>
+        </w:tc>
+        <w:tc>
+          <w:tcPr>
+            <w:tcW w:type="dxa" w:w="2351"/>
+            <w:vAlign w:val="center"/>
+          </w:tcPr>
+          <w:p>
+            <w:pPr>
+              <w:jc w:val="center"/>
+            </w:pPr>
+            <w:r/>
+            <w:r>
+              <w:rPr>
+                <w:rFonts w:eastAsia="Malgun Gothic" w:ascii="Malgun Gothic" w:hAnsi="Malgun Gothic"/>
+                <w:sz w:val="18"/>
+              </w:rPr>
+            </w:r>
+          </w:p>
+        </w:tc>
+        <w:tc>
+          <w:tcPr>
+            <w:tcW w:type="dxa" w:w="2351"/>
+            <w:vAlign w:val="center"/>
+          </w:tcPr>
+          <w:p>
+            <w:pPr>
+              <w:jc w:val="center"/>
+            </w:pPr>
+            <w:r/>
+            <w:r>
+              <w:rPr>
+                <w:rFonts w:eastAsia="Malgun Gothic" w:ascii="Malgun Gothic" w:hAnsi="Malgun Gothic"/>
+                <w:sz w:val="18"/>
+              </w:rPr>
+            </w:r>
+          </w:p>
+        </w:tc>
+        <w:tc>
+          <w:tcPr>
+            <w:tcW w:type="dxa" w:w="2351"/>
+            <w:vAlign w:val="center"/>
+          </w:tcPr>
+          <w:p>
+            <w:pPr>
+              <w:jc w:val="center"/>
+            </w:pPr>
+            <w:r/>
+            <w:r>
+              <w:rPr>
+                <w:rFonts w:eastAsia="Malgun Gothic" w:ascii="Malgun Gothic" w:hAnsi="Malgun Gothic"/>
+                <w:sz w:val="18"/>
+              </w:rPr>
+              <w:t>(인)</w:t>
+            </w:r>
+          </w:p>
+        </w:tc>
+      </w:tr>
+      <w:tr>
+        <w:tc>
+          <w:tcPr>
+            <w:tcW w:type="dxa" w:w="2351"/>
+            <w:vAlign w:val="center"/>
+          </w:tcPr>
+          <w:p>
+            <w:pPr>
+              <w:jc w:val="center"/>
+            </w:pPr>
+            <w:r/>
+            <w:r>
+              <w:rPr>
+                <w:rFonts w:eastAsia="Malgun Gothic" w:ascii="Malgun Gothic" w:hAnsi="Malgun Gothic"/>
+                <w:sz w:val="18"/>
+              </w:rPr>
+              <w:t>딸</w:t>
+            </w:r>
+          </w:p>
+        </w:tc>
+        <w:tc>
+          <w:tcPr>
+            <w:tcW w:type="dxa" w:w="2351"/>
+            <w:vAlign w:val="center"/>
+          </w:tcPr>
+          <w:p>
+            <w:pPr>
+              <w:jc w:val="center"/>
+            </w:pPr>
+            <w:r/>
+            <w:r>
+              <w:rPr>
+                <w:rFonts w:eastAsia="Malgun Gothic" w:ascii="Malgun Gothic" w:hAnsi="Malgun Gothic"/>
+                <w:sz w:val="18"/>
+              </w:rPr>
+            </w:r>
+          </w:p>
+        </w:tc>
+        <w:tc>
+          <w:tcPr>
+            <w:tcW w:type="dxa" w:w="2351"/>
+            <w:vAlign w:val="center"/>
+          </w:tcPr>
+          <w:p>
+            <w:pPr>
+              <w:jc w:val="center"/>
+            </w:pPr>
+            <w:r/>
+            <w:r>
+              <w:rPr>
+                <w:rFonts w:eastAsia="Malgun Gothic" w:ascii="Malgun Gothic" w:hAnsi="Malgun Gothic"/>
+                <w:sz w:val="18"/>
+              </w:rPr>
+            </w:r>
+          </w:p>
+        </w:tc>
+        <w:tc>
+          <w:tcPr>
+            <w:tcW w:type="dxa" w:w="2351"/>
+            <w:vAlign w:val="center"/>
+          </w:tcPr>
+          <w:p>
+            <w:pPr>
+              <w:jc w:val="center"/>
+            </w:pPr>
+            <w:r/>
+            <w:r>
+              <w:rPr>
+                <w:rFonts w:eastAsia="Malgun Gothic" w:ascii="Malgun Gothic" w:hAnsi="Malgun Gothic"/>
+                <w:sz w:val="18"/>
+              </w:rPr>
+            </w:r>
+          </w:p>
+        </w:tc>
+      </w:tr>
+    </w:tbl>
     <w:p/>
     <w:p>
       <w:r>
         <w:rPr>
+          <w:rFonts w:eastAsia="Malgun Gothic" w:ascii="Malgun Gothic" w:hAnsi="Malgun Gothic"/>
           <w:b/>
-          <w:sz w:val="24"/>
-        </w:rPr>
-        <w:t>채무자 (갑)</w:t>
-      </w:r>
-    </w:p>
-    <w:p>
-      <w:r>
-        <w:rPr>
-          <w:sz w:val="24"/>
-        </w:rPr>
-        <w:t xml:space="preserve">   성 명:                                        (인)</w:t>
-      </w:r>
-    </w:p>
-    <w:p>
-      <w:r>
-        <w:rPr>
-          <w:sz w:val="22"/>
-        </w:rPr>
-        <w:t xml:space="preserve">   주 소:                                                              </w:t>
-      </w:r>
-    </w:p>
-    <w:p/>
-    <w:p>
-      <w:r>
-        <w:rPr>
-          <w:b/>
-          <w:sz w:val="24"/>
-        </w:rPr>
-        <w:t>채권자 (을)</w:t>
-      </w:r>
-    </w:p>
-    <w:p>
-      <w:r>
-        <w:rPr>
-          <w:sz w:val="24"/>
-        </w:rPr>
-        <w:t xml:space="preserve">   성 명:                                        (인)</w:t>
-      </w:r>
-    </w:p>
-    <w:p>
-      <w:r>
-        <w:rPr>
-          <w:sz w:val="22"/>
-        </w:rPr>
-        <w:t xml:space="preserve">   주 소:                                                              </w:t>
-      </w:r>
-    </w:p>
-    <w:p/>
-    <w:p/>
-    <w:p>
-      <w:r>
-        <w:rPr>
-          <w:b/>
-          <w:sz w:val="24"/>
+          <w:sz w:val="26"/>
         </w:rPr>
         <w:t>【 공 증 란 】 (선택사항)</w:t>
       </w:r>
@@ -2905,22 +3904,68 @@
         <w:tblLook w:firstColumn="1" w:firstRow="1" w:lastColumn="0" w:lastRow="0" w:noHBand="0" w:noVBand="1" w:val="04A0"/>
       </w:tblPr>
       <w:tblGrid>
-        <w:gridCol w:w="4320"/>
-        <w:gridCol w:w="4320"/>
+        <w:gridCol w:w="4703"/>
+        <w:gridCol w:w="4703"/>
       </w:tblGrid>
       <w:tr>
         <w:tc>
           <w:tcPr>
-            <w:tcW w:type="dxa" w:w="4320"/>
+            <w:tcW w:type="dxa" w:w="4703"/>
+            <w:vAlign w:val="center"/>
+            <w:shd w:fill="E8EAF6"/>
           </w:tcPr>
           <w:p>
             <w:pPr>
               <w:jc w:val="center"/>
             </w:pPr>
+            <w:r/>
             <w:r>
               <w:rPr>
+                <w:rFonts w:eastAsia="Malgun Gothic" w:ascii="Malgun Gothic" w:hAnsi="Malgun Gothic"/>
                 <w:b/>
                 <w:sz w:val="20"/>
+              </w:rPr>
+              <w:t>항 목</w:t>
+            </w:r>
+          </w:p>
+        </w:tc>
+        <w:tc>
+          <w:tcPr>
+            <w:tcW w:type="dxa" w:w="4703"/>
+            <w:vAlign w:val="center"/>
+            <w:shd w:fill="E8EAF6"/>
+          </w:tcPr>
+          <w:p>
+            <w:pPr>
+              <w:jc w:val="center"/>
+            </w:pPr>
+            <w:r/>
+            <w:r>
+              <w:rPr>
+                <w:rFonts w:eastAsia="Malgun Gothic" w:ascii="Malgun Gothic" w:hAnsi="Malgun Gothic"/>
+                <w:b/>
+                <w:sz w:val="20"/>
+              </w:rPr>
+              <w:t>내 용</w:t>
+            </w:r>
+          </w:p>
+        </w:tc>
+      </w:tr>
+      <w:tr>
+        <w:tc>
+          <w:tcPr>
+            <w:tcW w:type="dxa" w:w="4703"/>
+            <w:vAlign w:val="center"/>
+          </w:tcPr>
+          <w:p>
+            <w:pPr>
+              <w:jc w:val="center"/>
+            </w:pPr>
+            <w:r/>
+            <w:r>
+              <w:rPr>
+                <w:rFonts w:eastAsia="Malgun Gothic" w:ascii="Malgun Gothic" w:hAnsi="Malgun Gothic"/>
+                <w:sz w:val="18"/>
               </w:rPr>
               <w:t>공증인</w:t>
             </w:r>
@@ -2928,16 +3973,18 @@
         </w:tc>
         <w:tc>
           <w:tcPr>
-            <w:tcW w:type="dxa" w:w="4320"/>
+            <w:tcW w:type="dxa" w:w="4703"/>
+            <w:vAlign w:val="center"/>
           </w:tcPr>
           <w:p>
             <w:pPr>
               <w:jc w:val="center"/>
             </w:pPr>
+            <w:r/>
             <w:r>
               <w:rPr>
-                <w:b w:val="0"/>
-                <w:sz w:val="20"/>
+                <w:rFonts w:eastAsia="Malgun Gothic" w:ascii="Malgun Gothic" w:hAnsi="Malgun Gothic"/>
+                <w:sz w:val="18"/>
               </w:rPr>
             </w:r>
           </w:p>
@@ -2946,16 +3993,18 @@
       <w:tr>
         <w:tc>
           <w:tcPr>
-            <w:tcW w:type="dxa" w:w="4320"/>
+            <w:tcW w:type="dxa" w:w="4703"/>
+            <w:vAlign w:val="center"/>
           </w:tcPr>
           <w:p>
             <w:pPr>
               <w:jc w:val="center"/>
             </w:pPr>
+            <w:r/>
             <w:r>
               <w:rPr>
-                <w:b/>
-                <w:sz w:val="20"/>
+                <w:rFonts w:eastAsia="Malgun Gothic" w:ascii="Malgun Gothic" w:hAnsi="Malgun Gothic"/>
+                <w:sz w:val="18"/>
               </w:rPr>
               <w:t>공증일</w:t>
             </w:r>
@@ -2963,16 +4012,18 @@
         </w:tc>
         <w:tc>
           <w:tcPr>
-            <w:tcW w:type="dxa" w:w="4320"/>
+            <w:tcW w:type="dxa" w:w="4703"/>
+            <w:vAlign w:val="center"/>
           </w:tcPr>
           <w:p>
             <w:pPr>
               <w:jc w:val="center"/>
             </w:pPr>
+            <w:r/>
             <w:r>
               <w:rPr>
-                <w:b w:val="0"/>
-                <w:sz w:val="20"/>
+                <w:rFonts w:eastAsia="Malgun Gothic" w:ascii="Malgun Gothic" w:hAnsi="Malgun Gothic"/>
+                <w:sz w:val="18"/>
               </w:rPr>
               <w:t>20      년      월      일</w:t>
             </w:r>
@@ -2982,16 +4033,18 @@
       <w:tr>
         <w:tc>
           <w:tcPr>
-            <w:tcW w:type="dxa" w:w="4320"/>
+            <w:tcW w:type="dxa" w:w="4703"/>
+            <w:vAlign w:val="center"/>
           </w:tcPr>
           <w:p>
             <w:pPr>
               <w:jc w:val="center"/>
             </w:pPr>
+            <w:r/>
             <w:r>
               <w:rPr>
-                <w:b/>
-                <w:sz w:val="20"/>
+                <w:rFonts w:eastAsia="Malgun Gothic" w:ascii="Malgun Gothic" w:hAnsi="Malgun Gothic"/>
+                <w:sz w:val="18"/>
               </w:rPr>
               <w:t>공증번호</w:t>
             </w:r>
@@ -2999,16 +4052,18 @@
         </w:tc>
         <w:tc>
           <w:tcPr>
-            <w:tcW w:type="dxa" w:w="4320"/>
+            <w:tcW w:type="dxa" w:w="4703"/>
+            <w:vAlign w:val="center"/>
           </w:tcPr>
           <w:p>
             <w:pPr>
               <w:jc w:val="center"/>
             </w:pPr>
+            <w:r/>
             <w:r>
               <w:rPr>
-                <w:b w:val="0"/>
-                <w:sz w:val="20"/>
+                <w:rFonts w:eastAsia="Malgun Gothic" w:ascii="Malgun Gothic" w:hAnsi="Malgun Gothic"/>
+                <w:sz w:val="18"/>
               </w:rPr>
             </w:r>
           </w:p>
@@ -3017,16 +4072,18 @@
       <w:tr>
         <w:tc>
           <w:tcPr>
-            <w:tcW w:type="dxa" w:w="4320"/>
+            <w:tcW w:type="dxa" w:w="4703"/>
+            <w:vAlign w:val="center"/>
           </w:tcPr>
           <w:p>
             <w:pPr>
               <w:jc w:val="center"/>
             </w:pPr>
+            <w:r/>
             <w:r>
               <w:rPr>
-                <w:b/>
-                <w:sz w:val="20"/>
+                <w:rFonts w:eastAsia="Malgun Gothic" w:ascii="Malgun Gothic" w:hAnsi="Malgun Gothic"/>
+                <w:sz w:val="18"/>
               </w:rPr>
               <w:t>공증인 서명</w:t>
             </w:r>
@@ -3034,18 +4091,20 @@
         </w:tc>
         <w:tc>
           <w:tcPr>
-            <w:tcW w:type="dxa" w:w="4320"/>
+            <w:tcW w:type="dxa" w:w="4703"/>
+            <w:vAlign w:val="center"/>
           </w:tcPr>
           <w:p>
             <w:pPr>
               <w:jc w:val="center"/>
             </w:pPr>
+            <w:r/>
             <w:r>
               <w:rPr>
-                <w:b w:val="0"/>
-                <w:sz w:val="20"/>
+                <w:rFonts w:eastAsia="Malgun Gothic" w:ascii="Malgun Gothic" w:hAnsi="Malgun Gothic"/>
+                <w:sz w:val="18"/>
               </w:rPr>
-              <w:t xml:space="preserve">                                        (직인)</w:t>
+              <w:t xml:space="preserve">                                   (직인)</w:t>
             </w:r>
           </w:p>
         </w:tc>
@@ -3053,7 +4112,7 @@
     </w:tbl>
     <w:sectPr>
       <w:pgSz w:w="12240" w:h="15840"/>
-      <w:pgMar w:top="1440" w:right="1800" w:bottom="1440" w:left="1800" w:header="720" w:footer="720" w:gutter="0"/>
+      <w:pgMar w:top="1417" w:right="1417" w:bottom="1417" w:left="1417" w:header="720" w:footer="720" w:gutter="0"/>
       <w:cols w:space="720"/>
       <w:docGrid w:linePitch="360"/>
     </w:sectPr>
@@ -3425,9 +4484,10 @@
     <w:qFormat/>
     <w:rsid w:val="00FC693F"/>
     <w:pPr>
-      <w:spacing w:line="432" w:lineRule="auto"/>
+      <w:spacing w:line="432" w:lineRule="auto" w:after="0"/>
     </w:pPr>
     <w:rPr>
+      <w:rFonts w:eastAsia="Malgun Gothic" w:ascii="Malgun Gothic" w:hAnsi="Malgun Gothic"/>
       <w:sz w:val="22"/>
     </w:rPr>
   </w:style>
